--- a/artifacts/Vertex_scientific_work_v16.docx
+++ b/artifacts/Vertex_scientific_work_v16.docx
@@ -120,7 +120,7 @@
     <w:p>
       <w:r>
         <w:rPr/>
-        <w:t>Зерттеу мақсаты: күрделі гетерогенді қаржы желілеріндегі капиталдың аномальді қайта бөлінуін және жасырын заңсыз қаржы ағындарын (FRAML) «Vertex» тұтас антифрод-инфрақұрылымы арқылы топологиялық мониторингтеу. Болжам: қаскөйлер жеке деректерді, шот деректемелерін және құрылғылардың цифрлық іздерін оңай кездейсоқтандыра алады, алайда капиталдың өз ішінде ұсталмай транзиттелуі мен жинақталуының геометриясы өзгертуге келмейтін физикалық инвариант болып қала береді. Әдістеме: графтық аналитика (NetworkX), ықтималдық негізіндегі мәндерді біріктіру (Entity Resolution, Elasticsearch) және LightGBM негізіндегі үш тармақты ансамбль. Жаңалығы: қаржылық пирамида мен қолма-қол айналдыру желісі әртүрлі ұстамамен түсірілген бір құбылыс ретінде сипатталды және бір модельмен табылады; міндет жеке шот емес, іс деңгейінде қойылды және тексерудің екі хаттамасы бөлінді; сирек кездесетін жағдайдағы шектің құны мен жалтарысқа төзімділік шегі өлшенді. W параметрі осы жалпы геометрияның метрикасы ретінде ұсынылды, бірақ тексеруден өтпеді; теріс нәтиже 2.3-бөлімде келтірілген. Өлшенген нәтижелер: бақыланатын полигонда (23 619 шот, 333 834 оқиға) топтық деңгейдегі детектор ROC-AUC 0.940 және 0.991 берді, ережелерде — 0.757 және 0.761. Elliptic жинағында (203 769 транзакция) ағын пішінінің белгілері 0.687 берді, белгілері араластырылған бақылауда — 0.454. Мақсат (әлі орындалмаған): сыртқы жинақта Recall 0.96 және Precision 0.92; қабылдау критерийі 3.3-бөлімде. Жоба ҚР Экономикалық тергеу департаменті ұйымдастырған хакатонда үздік 5 финалистің қатарына енді. Қолданылу саласы: екінші деңгейдегі банктер, Ұлттық антифрод-орталық және Цифрлық теңге инфрақұрылымы.</w:t>
+        <w:t>Зерттеу мақсаты: күрделі гетерогенді қаржы желілеріндегі капиталдың аномальді қайта бөлінуін және жасырын заңсыз қаржы ағындарын (FRAML) «Vertex» тұтас антифрод-инфрақұрылымы арқылы топологиялық мониторингтеу. Болжам: қаскөйлер жеке деректерді, шот деректемелерін және құрылғылардың цифрлық іздерін оңай кездейсоқтандыра алады, алайда капиталдың өз ішінде ұсталмай транзиттелуі мен жинақталуының геометриясы өзгертуге келмейтін физикалық инвариант болып қала береді. Әдістеме: графтық аналитика (NetworkX), ықтималдық негізіндегі мәндерді біріктіру (Entity Resolution, Elasticsearch) және LightGBM негізіндегі үш тармақты ансамбль. Жаңалығы: пирамида мен айналдыру желісі әртүрлі ұстамамен түсірілген бір құбылыс ретінде сипатталды және бір модельмен табылады; міндет іс деңгейінде қойылды; шектің құны мен жалтарысқа төзімділік шегі өлшенді. W параметрі осы геометрияның метрикасы ретінде ұсынылды, бірақ тексеруден өтпеді (2.3-бөлім). Өлшенгені: полигонда (23 619 шот) ROC-AUC 0.940 және 0.991, ережелерде — 0.757 және 0.761; Elliptic жинағында пішін белгілері 0.687, бақылауда 0.454. Recall 0.96 және Precision 0.92 мақсат болып қалады (3.3-бөлім). Жоба ҚР Экономикалық тергеу департаменті ұйымдастырған хакатонда үздік 5 финалистің қатарына енді. Қолданылу саласы: екінші деңгейдегі банктер, Ұлттық антифрод-орталық және Цифрлық теңге инфрақұрылымы.</w:t>
       </w:r>
     </w:p>
     <w:p>
@@ -137,7 +137,7 @@
     <w:p>
       <w:r>
         <w:rPr/>
-        <w:t>Цель исследования: разработать ИИ-движок «Vertex», который находит скрытые нелегальные финансовые потоки (FRAML) в сложных банковских сетях по одной лишь форме движения денег. Гипотеза: личность, реквизиты и устройства мошенник меняет за минуты, а геометрию транзита без удержания средств поменять не может, поэтому схему можно вскрыть без черных списков. Методика: графовая аналитика (NetworkX), вероятностное разрешение сущностей (Entity Resolution на базе Elasticsearch) и трехветвевой ансамбль LightGBM. Новизна: финансовая пирамида и сеть обналичивания описаны как одно явление, снятое с разной выдержкой, и находятся одной моделью; задача поставлена на уровне дела, а не отдельного счета, с двумя протоколами проверки, которые различают запоминание известных групп и обобщение на новые; измерены цена порога при реальной редкости мошенничества и граница устойчивости к уклонению. Параметр W предлагался как метрика этой общей геометрии, но проверки не выдержал, и отрицательный результат приведен в разделе 2.3. Измеренные результаты: на контролируемом полигоне из 23 619 счетов и 333 834 событий детектор группового уровня даёт ROC-AUC 0.940 по счетам и 0.991 по группам против 0.757 и 0.761 у системы правил. На публичном наборе Elliptic (203 769 транзакций) признаки формы потока дают 0.687 против 0.454 у контроля с перемешанными метками. Цель, пока не достигнутая: Recall 0.96 и Precision 0.92 на внешнем наборе с суммами и временем; критерий приёмки — раздел 3.3. Проект вошел в Топ-5 финалистов хакатона ДЭР РК в феврале 2026 года. Область применения: банки второго уровня, Национальный Антифрод-центр и инфраструктура Цифрового тенге РК.</w:t>
+        <w:t>Цель исследования: разработать ИИ-движок «Vertex», который находит скрытые нелегальные финансовые потоки (FRAML) в сложных банковских сетях по одной лишь форме движения денег. Гипотеза: личность, реквизиты и устройства мошенник меняет за минуты, а геометрию транзита без удержания средств поменять не может, поэтому схему можно вскрыть без черных списков. Методика: графовая аналитика (NetworkX), вероятностное разрешение сущностей (Entity Resolution на базе Elasticsearch) и трехветвевой ансамбль LightGBM. Новизна: пирамида и сеть обналичивания описаны как одно явление, снятое с разной выдержкой, и находятся одной моделью; задача поставлена на уровне дела, а не счета; измерены цена порога при реальной редкости и граница устойчивости к уклонению. Параметр W предлагался как метрика этой геометрии, но проверки не выдержал (раздел 2.3). Измерено: на полигоне из 23 619 счетов ROC-AUC 0.940 по счетам и 0.991 по группам против 0.757 и 0.761 у правил; на Elliptic (203 769 транзакций) признаки формы дают 0.687 против 0.454 у контроля. Recall 0.96 и Precision 0.92 остаются целью (раздел 3.3). Проект вошел в Топ-5 финалистов хакатона ДЭР РК в феврале 2026 года. Область применения: банки второго уровня, Национальный Антифрод-центр и инфраструктура Цифрового тенге РК.</w:t>
       </w:r>
     </w:p>
     <w:p>
@@ -154,7 +154,7 @@
     <w:p>
       <w:r>
         <w:rPr/>
-        <w:t>Objective: to build Vertex, an AI engine that finds covert illicit financial flows (FRAML) in complex banking networks from the shape of the money movement alone. Hypothesis: a fraudster can change identities, account details and devices within minutes, yet cannot change the geometry of non-retentive transit, so a scheme can be exposed without any blacklist. Methodology: graph analytics (NetworkX), probabilistic Entity Resolution (Elasticsearch) and a three-branch LightGBM ensemble. Novelty: a financial pyramid and a cash-out network are described as one phenomenon at different exposures and are found by a single model; the task is posed at the level of a case rather than a single account, with two validation protocols separating recall of known groups from generalisation to new ones; the cost of the threshold at realistic rarity and the boundary of evasion resistance are measured. The W parameter was proposed as the metric of that shared geometry but did not survive measurement; the negative result is reported in section 2.3. Measured: on a controlled testbed of 23 619 accounts and 333 834 events the group-level detector reaches ROC-AUC 0.940 on accounts and 0.991 on groups, against 0.757 and 0.761 for a rule engine; on Elliptic (203,769 transactions) shape-only features reach 0.687 against 0.454 for a label-shuffled control. Target, not yet met: 0.96 Recall and 0.92 Precision on an external dataset carrying amounts and timestamps. The project reached the Top-5 at the National Financial Security Hackathon held by the Department of Economic Investigations (DEI) of Kazakhstan in February 2026. Application: second-tier banks, the National Anti-Fraud Centre and the Digital Tenge infrastructure.</w:t>
+        <w:t>Objective: to build Vertex, an AI engine that finds covert illicit financial flows (FRAML) in complex banking networks from the shape of the money movement alone. Hypothesis: a fraudster can change identities, account details and devices within minutes, yet cannot change the geometry of non-retentive transit, so a scheme can be exposed without any blacklist. Methodology: graph analytics (NetworkX), probabilistic Entity Resolution (Elasticsearch) and a three-branch LightGBM ensemble. Novelty: a pyramid and a cash-out network are described as one phenomenon at different exposures and found by a single model; the task is posed at the level of a case; the cost of the threshold at realistic rarity and the boundary of evasion resistance are measured. The W parameter was proposed as the metric of that geometry but did not survive measurement (section 2.3). Measured: on a testbed of 23 619 accounts, ROC-AUC 0.940 on accounts and 0.991 on groups against 0.757 and 0.761 for a rule engine; on Elliptic (203,769 transactions) shape-only features reach 0.687 against 0.454 for a control. 0.96 Recall and 0.92 Precision remain a target. The project reached the Top-5 at the National Financial Security Hackathon held by the Department of Economic Investigations (DEI) of Kazakhstan in February 2026. Application: second-tier banks, the National Anti-Fraud Centre and the Digital Tenge infrastructure.</w:t>
       </w:r>
     </w:p>
     <w:p>
@@ -533,13 +533,13 @@
     <w:p>
       <w:r>
         <w:rPr/>
-        <w:t>Масштаб этого уже трудно назвать частным случаем. По данным Агентства по финансовому мониторингу (АФМ) РК, за первое полугодие 2025 года в стране ликвидировали 36 крупных финансовых пирамид: в них втянули свыше 86 тысяч человек, ущерб исчисляется десятками миллиардов тенге. За тот же период заблокировано более 14.6 тысяч сайтов, продвигавших мошеннические вложения. Отдельно идет телефонное и интернет-мошенничество, где похищенное уходит через высокоскоростные транзитные сети. Всем этим на государственном уровне занимается Департамент экономических расследований (ДЭР) РК.</w:t>
+        <w:t>По данным Агентства по финансовому мониторингу (АФМ) РК, за первое полугодие 2025 года в стране ликвидировали 36 крупных финансовых пирамид: свыше 86 тысяч втянутых, ущерб — десятки миллиардов тенге, и более 14.6 тысяч заблокированных сайтов. Отдельно идет телефонное и интернет-мошенничество, где похищенное уходит через высокоскоростные транзитные сети; на государственном уровне этим занимается Департамент экономических расследований (ДЭР) РК.</w:t>
       </w:r>
     </w:p>
     <w:p>
       <w:r>
         <w:rPr/>
-        <w:t>В июле 2024 года Национальная платежная корпорация Нацбанка запустила Национальный Антифрод-центр. За два года он собрал за одним столом банки второго уровня, микрофинансовые организации, операторов связи и правоохранительные органы: удалось перехватить свыше 117 миллиардов тенге и зафиксировать около 180 тысяч инцидентов. Поправки 2025 года ужесточили правила. Впервые появилась прямая уголовная ответственность за передачу карт, реквизитов и аккаунтов третьим лицам, а срок блокировки сомнительного платежа вырос с 3 до 5 рабочих дней, чтобы банк успел разобраться.</w:t>
+        <w:t>В июле 2024 года Национальная платежная корпорация Нацбанка запустила Национальный Антифрод-центр: он собрал за одним столом банки второго уровня, микрофинансовые организации, операторов связи и правоохранительные органы, перехвачено свыше 117 миллиардов тенге и зафиксировано около 180 тысяч инцидентов. Поправки 2025 года впервые ввели прямую уголовную ответственность за передачу карт и реквизитов третьим лицам, а срок блокировки сомнительного платежа вырос с 3 до 5 рабочих дней.</w:t>
       </w:r>
     </w:p>
     <w:p>
@@ -571,7 +571,7 @@
       <w:r>
         <w:drawing>
           <wp:inline xmlns:a="http://schemas.openxmlformats.org/drawingml/2006/main" xmlns:pic="http://schemas.openxmlformats.org/drawingml/2006/picture">
-            <wp:extent cx="4846320" cy="1901412"/>
+            <wp:extent cx="4119372" cy="1616200"/>
             <wp:docPr id="1" name="Picture 1"/>
             <wp:cNvGraphicFramePr>
               <a:graphicFrameLocks noChangeAspect="1"/>
@@ -592,7 +592,7 @@
                   <pic:spPr>
                     <a:xfrm>
                       <a:off x="0" y="0"/>
-                      <a:ext cx="4846320" cy="1901412"/>
+                      <a:ext cx="4119372" cy="1616200"/>
                     </a:xfrm>
                     <a:prstGeom prst="rect"/>
                   </pic:spPr>
@@ -620,18 +620,6 @@
       </w:r>
     </w:p>
     <w:p>
-      <w:pPr>
-        <w:spacing w:before="60" w:after="60"/>
-        <w:ind w:left="360"/>
-      </w:pPr>
-      <w:r>
-        <w:rPr>
-          <w:i/>
-        </w:rPr>
-        <w:t>Проще говоря, обычный антифрод спрашивает «кто перевел?», а «Vertex» спрашивает «какой формы эта цепочка?». Имя подделать легко, форму цепочки подделать нельзя.</w:t>
-      </w:r>
-    </w:p>
-    <w:p>
       <w:r>
         <w:rPr>
           <w:b/>
@@ -653,17 +641,53 @@
       <w:r>
         <w:rPr/>
         <w:t>Задачи исследования:</w:t>
+      </w:r>
+      <w:r>
+        <w:rPr/>
         <w:br/>
+      </w:r>
+      <w:r>
+        <w:rPr/>
         <w:t>1. Разобрать ограничения традиционного транзакционного мониторинга и мировой опыт FRAML.</w:t>
+      </w:r>
+      <w:r>
+        <w:rPr/>
         <w:br/>
+      </w:r>
+      <w:r>
+        <w:rPr/>
         <w:t>2. Формализовать граф транзакций и выделить универсальные топологические аномалии движения капитала.</w:t>
+      </w:r>
+      <w:r>
+        <w:rPr/>
         <w:br/>
+      </w:r>
+      <w:r>
+        <w:rPr/>
         <w:t>3. Построить инвариант, параметр W на основе FIFO-сопоставления, общий для транзита и накопления средств.</w:t>
+      </w:r>
+      <w:r>
+        <w:rPr/>
         <w:br/>
+      </w:r>
+      <w:r>
+        <w:rPr/>
         <w:t>4. Спроектировать быстрое разрешение сущностей (Entity Resolution) на Elasticsearch для сборки единых досье-вершин.</w:t>
+      </w:r>
+      <w:r>
+        <w:rPr/>
         <w:br/>
+      </w:r>
+      <w:r>
+        <w:rPr/>
         <w:t>5. Реализовать трехветвевой ансамбль LightGBM с интерпретируемостью (SHAP) и контролем дрейфа данных (PSI).</w:t>
+      </w:r>
+      <w:r>
+        <w:rPr/>
         <w:br/>
+      </w:r>
+      <w:r>
+        <w:rPr/>
         <w:t>6. Проверить решение на размеченном датасете Elliptic и оценить эффект от внедрения.</w:t>
       </w:r>
     </w:p>
@@ -729,7 +753,7 @@
       <w:r>
         <w:drawing>
           <wp:inline xmlns:a="http://schemas.openxmlformats.org/drawingml/2006/main" xmlns:pic="http://schemas.openxmlformats.org/drawingml/2006/picture">
-            <wp:extent cx="4069080" cy="1654961"/>
+            <wp:extent cx="3458718" cy="1406716"/>
             <wp:docPr id="2" name="Picture 2"/>
             <wp:cNvGraphicFramePr>
               <a:graphicFrameLocks noChangeAspect="1"/>
@@ -750,7 +774,7 @@
                   <pic:spPr>
                     <a:xfrm>
                       <a:off x="0" y="0"/>
-                      <a:ext cx="4069080" cy="1654961"/>
+                      <a:ext cx="3458718" cy="1406716"/>
                     </a:xfrm>
                     <a:prstGeom prst="rect"/>
                   </pic:spPr>
@@ -800,25 +824,13 @@
     <w:p>
       <w:r>
         <w:rPr/>
-        <w:t>В мировой практике RegTech выход из этого тупика ищут через FRAML (Fraud and Anti-Money Laundering), то есть сближение борьбы с мошенничеством и противодействия отмыванию. Идея в том, чтобы перестать оценивать платежи поштучно и начать смотреть на связи между участниками. Крупнейшие платформы сетевой аналитики, Quantexa и Feedzai, построены именно на анализе графов связей (link analysis). По опубликованным результатам внедрений в банках Европы и США число выявленных сложных схем отмывания выросло на 319%, а объем арестованных активов более чем вдвое.</w:t>
-      </w:r>
-    </w:p>
-    <w:p>
-      <w:pPr>
-        <w:spacing w:before="60" w:after="60"/>
-        <w:ind w:left="360"/>
-      </w:pPr>
-      <w:r>
-        <w:rPr>
-          <w:i/>
-        </w:rPr>
-        <w:t>Проще говоря, старый вопрос звучал так: «этот конкретный платеж подозрительный?». Новый вопрос звучит иначе: «а кто вообще с кем связан и куда в итоге стекаются деньги?».</w:t>
+        <w:t>В мировой практике RegTech выход из этого тупика ищут через FRAML (Fraud and Anti-Money Laundering) — сближение борьбы с мошенничеством и противодействия отмыванию: платежи перестают оценивать поштучно и смотрят на связи между участниками. Крупнейшие платформы сетевой аналитики, Quantexa и Feedzai, построены на анализе графов связей (link analysis); по опубликованным внедрениям в банках Европы и США число выявленных сложных схем выросло на 319%, а объем арестованных активов более чем вдвое.</w:t>
       </w:r>
     </w:p>
     <w:p>
       <w:r>
         <w:rPr/>
-        <w:t>Дальше всех зашли Нидерланды. Пять системных банков основали консорциум TMNL (Transaction Monitoring Netherlands) и свели обезличенные данные всех участников в один временной граф транзакций. Транзитные цепочки без удержания активов (pass-through money laundering) стало видно в масштабе страны. Повторить это буквально мешает банковская тайна: складывать сырые транзакции в общее хранилище нельзя. В «Vertex» мы обходим запрет с двух сторон. Во-первых, модели проектируются под работу внутри защищенного периметра Национального Антифрод-центра НБ РК, у которого уже есть право агрегировать межбанковские инциденты. Это замысел развертывания, а не действующая установка: школьный проект не работает и не может работать в инфраструктуре Национального Банка. Во-вторых, распределенный граф собирается федеративным обучением (Federated Learning): банки обмениваются градиентами и весами моделей, а данные клиентов не покидают их контуров.</w:t>
+        <w:t>Дальше всех зашли Нидерланды: пять системных банков основали консорциум TMNL и свели обезличенные данные в один временной граф транзакций, и транзитные цепочки без удержания активов стало видно в масштабе страны. Повторить это буквально мешает банковская тайна: складывать сырые транзакции в общее хранилище нельзя. В «Vertex» мы обходим запрет с двух сторон. Во-первых, модели проектируются под работу внутри защищенного периметра Национального Антифрод-центра НБ РК, у которого уже есть право агрегировать межбанковские инциденты. Это замысел развертывания, а не действующая установка. Во-вторых, распределенный граф собирается федеративным обучением (Federated Learning): банки обмениваются градиентами и весами моделей, а данные клиентов не покидают их контуров.</w:t>
       </w:r>
     </w:p>
     <w:p>
@@ -838,7 +850,7 @@
       <w:r>
         <w:drawing>
           <wp:inline xmlns:a="http://schemas.openxmlformats.org/drawingml/2006/main" xmlns:pic="http://schemas.openxmlformats.org/drawingml/2006/picture">
-            <wp:extent cx="4069080" cy="1624566"/>
+            <wp:extent cx="3458718" cy="1380881"/>
             <wp:docPr id="3" name="Picture 3"/>
             <wp:cNvGraphicFramePr>
               <a:graphicFrameLocks noChangeAspect="1"/>
@@ -859,7 +871,7 @@
                   <pic:spPr>
                     <a:xfrm>
                       <a:off x="0" y="0"/>
-                      <a:ext cx="4069080" cy="1624566"/>
+                      <a:ext cx="3458718" cy="1380881"/>
                     </a:xfrm>
                     <a:prstGeom prst="rect"/>
                   </pic:spPr>
@@ -1025,18 +1037,6 @@
       <w:r>
         <w:rPr/>
         <w:t xml:space="preserve"> это веса ребер, в которых хранятся сумма и время.</w:t>
-      </w:r>
-    </w:p>
-    <w:p>
-      <w:pPr>
-        <w:spacing w:before="60" w:after="60"/>
-        <w:ind w:left="360"/>
-      </w:pPr>
-      <w:r>
-        <w:rPr>
-          <w:i/>
-        </w:rPr>
-        <w:t>Проще говоря, мы рисуем огромную схему: кружочки это счета и карты, стрелки между ними это переводы. На каждой стрелке подписано, сколько денег ушло и в какую секунду.</w:t>
       </w:r>
     </w:p>
     <w:p>
@@ -1212,7 +1212,7 @@
       <w:r>
         <w:drawing>
           <wp:inline xmlns:a="http://schemas.openxmlformats.org/drawingml/2006/main" xmlns:pic="http://schemas.openxmlformats.org/drawingml/2006/picture">
-            <wp:extent cx="4069080" cy="1977026"/>
+            <wp:extent cx="3458718" cy="1680472"/>
             <wp:docPr id="6" name="Picture 6"/>
             <wp:cNvGraphicFramePr>
               <a:graphicFrameLocks noChangeAspect="1"/>
@@ -1233,7 +1233,7 @@
                   <pic:spPr>
                     <a:xfrm>
                       <a:off x="0" y="0"/>
-                      <a:ext cx="4069080" cy="1977026"/>
+                      <a:ext cx="3458718" cy="1680472"/>
                     </a:xfrm>
                     <a:prstGeom prst="rect"/>
                   </pic:spPr>
@@ -1415,18 +1415,6 @@
       </w:tr>
     </w:tbl>
     <w:p>
-      <w:pPr>
-        <w:spacing w:before="60" w:after="60"/>
-        <w:ind w:left="360"/>
-      </w:pPr>
-      <w:r>
-        <w:rPr>
-          <w:i/>
-        </w:rPr>
-        <w:t>Проще говоря, это единственный мост через реку. Пока он стоит, город живет одной жизнью. Уберите мост, и половина города не доедет до второй половины.</w:t>
-      </w:r>
-    </w:p>
-    <w:p>
       <w:r>
         <w:rPr/>
         <w:t>Насколько буквально разваливается, показывает рисунок 5. Слева связное сообщество из 195 активных участников, шесть красных вершин держат его вместе. Справа то же сообщество после блокировки этих шести: россыпь одиночных счетов, передавать деньги внутри схемы больше не через кого. Это результат нашего эксперимента на синтетическом стенде, и он объясняет, почему структурный анализ выгоднее черных списков: чтобы остановить сеть, хватает шести точных попаданий вместо сотен блокировок.</w:t>
@@ -1443,7 +1431,7 @@
       <w:r>
         <w:drawing>
           <wp:inline xmlns:a="http://schemas.openxmlformats.org/drawingml/2006/main" xmlns:pic="http://schemas.openxmlformats.org/drawingml/2006/picture">
-            <wp:extent cx="4937760" cy="2278966"/>
+            <wp:extent cx="4197096" cy="1937121"/>
             <wp:docPr id="8" name="Picture 8"/>
             <wp:cNvGraphicFramePr>
               <a:graphicFrameLocks noChangeAspect="1"/>
@@ -1464,7 +1452,7 @@
                   <pic:spPr>
                     <a:xfrm>
                       <a:off x="0" y="0"/>
-                      <a:ext cx="4937760" cy="2278966"/>
+                      <a:ext cx="4197096" cy="1937121"/>
                     </a:xfrm>
                     <a:prstGeom prst="rect"/>
                   </pic:spPr>
@@ -1639,18 +1627,6 @@
       </w:tr>
     </w:tbl>
     <w:p>
-      <w:pPr>
-        <w:spacing w:before="60" w:after="60"/>
-        <w:ind w:left="360"/>
-      </w:pPr>
-      <w:r>
-        <w:rPr>
-          <w:i/>
-        </w:rPr>
-        <w:t>Проще говоря, PageRank показывает, к кому в итоге стекаются деньги. Тем же алгоритмом Google когда-то определял, какие сайты в интернете главные, только там вместо переводов были ссылки.</w:t>
-      </w:r>
-    </w:p>
-    <w:p>
       <w:r>
         <w:br w:type="page"/>
       </w:r>
@@ -1692,12 +1668,30 @@
     <w:p>
       <w:r>
         <w:rPr/>
-        <w:t>1. «Черная дыра» (blackhole): плотный подграф, в который со всех сторон втекают деньги от множества несвязанных вершин, а обратно почти ничего не выходит, разве что на счета узкого круга организаторов. Так выглядит пирамида на этапе сбора средств.</w:t>
+        <w:t>1. «Черная дыра» (blackhole): плотный подграф, куда втекают деньги от множества несвязанных вершин, а обратно почти ничего не выходит, кроме счетов организаторов. Так выглядит пирамида на этапе сбора средств.</w:t>
+      </w:r>
+      <w:r>
+        <w:rPr/>
         <w:br/>
-        <w:t>2. «Вулкан» (volcano): точная противоположность. Из одного узла деньги разлетаются на сотни вершин, которые до этого молчали, и тут же уходят дальше. Это выплата вознаграждений или спешное распыление активов.</w:t>
+      </w:r>
+      <w:r>
+        <w:rPr/>
+        <w:t>2. «Вулкан» (volcano): противоположность. Из одного узла деньги разлетаются на сотни молчавших вершин и тут же уходят дальше — выплата вознаграждений или распыление активов.</w:t>
+      </w:r>
+      <w:r>
+        <w:rPr/>
         <w:br/>
-        <w:t>3. «Веерный транзит» (smurfing/structuring): крупная сумма дробится на мелкие потоки, каждый идет своей веткой через каскад посредников, а на выходе все собирается обратно. Классический обход пороговых лимитов AML.</w:t>
+      </w:r>
+      <w:r>
+        <w:rPr/>
+        <w:t>3. «Веерный транзит» (smurfing): крупная сумма дробится на мелкие потоки, каждый идет через каскад посредников, а на выходе собирается обратно — обход пороговых лимитов AML.</w:t>
+      </w:r>
+      <w:r>
+        <w:rPr/>
         <w:br/>
+      </w:r>
+      <w:r>
+        <w:rPr/>
         <w:t>4. «Циклический транзит» (circular layering): деньги ходят по замкнутому кругу подконтрольных счетов и надувают обороты по картам, формула (5).</w:t>
       </w:r>
     </w:p>
@@ -1802,7 +1796,7 @@
       <w:r>
         <w:drawing>
           <wp:inline xmlns:a="http://schemas.openxmlformats.org/drawingml/2006/main" xmlns:pic="http://schemas.openxmlformats.org/drawingml/2006/picture">
-            <wp:extent cx="5943600" cy="1323735"/>
+            <wp:extent cx="5052060" cy="1125174"/>
             <wp:docPr id="11" name="Picture 11"/>
             <wp:cNvGraphicFramePr>
               <a:graphicFrameLocks noChangeAspect="1"/>
@@ -1823,7 +1817,7 @@
                   <pic:spPr>
                     <a:xfrm>
                       <a:off x="0" y="0"/>
-                      <a:ext cx="5943600" cy="1323735"/>
+                      <a:ext cx="5052060" cy="1125174"/>
                     </a:xfrm>
                     <a:prstGeom prst="rect"/>
                   </pic:spPr>
@@ -1867,21 +1861,15 @@
     <w:p>
       <w:r>
         <w:rPr/>
-        <w:t>Самое неприятное в транзакционном антифроде это не алгоритмы, а качество входных данных. Поддельные учетные записи, виртуальные номера, подменные устройства: злоумышленники нарочно дробят единый граф связей на груду формально несвязанных транзакций. Чтобы собрать картину обратно, в «Vertex» встроено ядро разрешения сущностей (Entity Resolution).</w:t>
+        <w:t>Самое неприятное в транзакционном антифроде не алгоритмы, а качество входных данных: поддельные учетные записи, виртуальные номера и подменные устройства дробят единый граф связей на груду формально несвязанных транзакций. Чтобы собрать картину обратно, в «Vertex» встроено ядро разрешения сущностей (Entity Resolution).</w:t>
+      </w:r>
+      <w:r>
+        <w:rPr/>
         <w:br/>
-        <w:t>Оно сшивает разрозненные цифровые следы в единые профили, досье (dossiers). Работает это в два приема: точное сопоставление по жестким идентификаторам (ИИН, БИН) и вероятностное (probabilistic matching), то есть нечеткое сравнение имен, адресов, поведенческих привычек и цифровых отпечатков устройств.</w:t>
       </w:r>
-    </w:p>
-    <w:p>
-      <w:pPr>
-        <w:spacing w:before="60" w:after="60"/>
-        <w:ind w:left="360"/>
-      </w:pPr>
       <w:r>
-        <w:rPr>
-          <w:i/>
-        </w:rPr>
-        <w:t>Проще говоря, это как понять, что «Алибек У.», логин alibek_u и номер, записанный на бабушку, это один и тот же человек. Мошенник дробит себя на кусочки, а мы собираем обратно.</w:t>
+        <w:rPr/>
+        <w:t>Оно сшивает разрозненные цифровые следы в единые профили-досье (dossiers) в два приема: точное сопоставление по жестким идентификаторам (ИИН, БИН) и вероятностное (probabilistic matching) — нечеткое сравнение имен, адресов, поведенческих привычек и отпечатков устройств.</w:t>
       </w:r>
     </w:p>
     <w:p>
@@ -1893,7 +1881,7 @@
     <w:p>
       <w:r>
         <w:rPr/>
-        <w:t>Сущности лежат в Elasticsearch как документы с накопленными атрибутами связи. Приходит новая транзакция, инвертированные индексы и векторы TF-IDF за доли миллисекунды достают все связанные досье и возвращают готовый подграф, с которым уже работает модель. Целевой показатель — 50 миллисекунд на транзакцию, что приемлемо для межбанковского масштаба. Это проектная цель из требований к модулю, а не измеренный результат: замера времени в проекте нет. Цель считается достигнутой, когда на потоке не менее миллиона операций медиана не превышает 50 мс, 95-й процентиль — 200 мс, а доля ошибочных склеиваний не выше 0.1 %.</w:t>
+        <w:t>Сущности лежат в Elasticsearch как документы с накопленными атрибутами связи. Приходит новая транзакция, инвертированные индексы и векторы TF-IDF за доли миллисекунды достают все связанные досье и возвращают готовый подграф, с которым уже работает модель. Целевой показатель — 50 миллисекунд на транзакцию. Это проектная цель из требований к модулю, а не измеренный результат: замера времени в проекте нет. Цель достигнута, когда на потоке от миллиона операций медиана не выше 50 мс, а доля ошибочных склеиваний не выше 0.1 %.</w:t>
       </w:r>
     </w:p>
     <w:p>
@@ -1913,7 +1901,7 @@
       <w:r>
         <w:drawing>
           <wp:inline xmlns:a="http://schemas.openxmlformats.org/drawingml/2006/main" xmlns:pic="http://schemas.openxmlformats.org/drawingml/2006/picture">
-            <wp:extent cx="4069080" cy="1683316"/>
+            <wp:extent cx="3458718" cy="1430818"/>
             <wp:docPr id="12" name="Picture 12"/>
             <wp:cNvGraphicFramePr>
               <a:graphicFrameLocks noChangeAspect="1"/>
@@ -1934,7 +1922,7 @@
                   <pic:spPr>
                     <a:xfrm>
                       <a:off x="0" y="0"/>
-                      <a:ext cx="4069080" cy="1683316"/>
+                      <a:ext cx="3458718" cy="1430818"/>
                     </a:xfrm>
                     <a:prstGeom prst="rect"/>
                   </pic:spPr>
@@ -1970,7 +1958,7 @@
         <w:rPr>
           <w:rFonts w:ascii="Times New Roman" w:hAnsi="Times New Roman" w:cs="Times New Roman"/>
         </w:rPr>
-        <w:t>2.3 Параметр W: гипотеза, проверка и результат</w:t>
+        <w:t>2.3 Параметр W: универсальный временной инвариант пирамид и транзитных сетей</w:t>
       </w:r>
     </w:p>
     <w:p>
@@ -1982,7 +1970,7 @@
     <w:p>
       <w:r>
         <w:rPr/>
-        <w:t>Как метрика этой общей геометрии предлагался параметр W (window parameter), весовая функция временного затухания. Забегая вперед: сама метрика проверки не выдержала, и раздел кончается отрицательным результатом. Мы считаем ее по каждой сопоставленной посылке денег (алгоритм FIFO-matching) относительно всего входящего потока в окне наблюдения, формула (6):</w:t>
+        <w:t>Как метрика этой геометрии предлагался параметр W (window parameter), весовая функция временного затухания. Забегая вперед: метрика проверки не выдержала. Мы считаем ее по каждой сопоставленной посылке денег (алгоритм FIFO-matching) относительно всего входящего потока в окне наблюдения, формула (6):</w:t>
       </w:r>
     </w:p>
     <w:tbl>
@@ -2251,7 +2239,7 @@
       <w:r>
         <w:drawing>
           <wp:inline xmlns:a="http://schemas.openxmlformats.org/drawingml/2006/main" xmlns:pic="http://schemas.openxmlformats.org/drawingml/2006/picture">
-            <wp:extent cx="5120640" cy="2486107"/>
+            <wp:extent cx="4352544" cy="2113190"/>
             <wp:docPr id="15" name="Picture 15"/>
             <wp:cNvGraphicFramePr>
               <a:graphicFrameLocks noChangeAspect="1"/>
@@ -2272,7 +2260,7 @@
                   <pic:spPr>
                     <a:xfrm>
                       <a:off x="0" y="0"/>
-                      <a:ext cx="5120640" cy="2486107"/>
+                      <a:ext cx="4352544" cy="2113190"/>
                     </a:xfrm>
                     <a:prstGeom prst="rect"/>
                   </pic:spPr>
@@ -2363,7 +2351,7 @@
     <w:p>
       <w:r>
         <w:rPr/>
-        <w:t>Что это дает, видно на рисунке 9. Мы посчитали W по формуле (6) для трех модельных наборов транзакций при λ = 0.5. У клиента, который держит деньги на счете, значение почти нулевое. У пирамиды с растянутыми выплатами середина шкалы. У дроппера, выводящего поступление за минуты, W вплотную подходит к единице. Одно число, и три совершенно разных сценария надежно расходятся. Проверка на обученной модели, однако, этого не подтвердила. Сам по себе W разделяет классы лучше монетки — 0.635 для быстрого варианта и 0.595 для медленного, — но добавление его к модели дает прирост −0.0022 при важности признака 0.0021 и уровне шума 0.0003, то есть в пределах шума и в отрицательную сторону. Причина установлена: W собирается из двух величин, которые в наборе уже есть по отдельности, отношения списаний к поступлениям и характерного времени удержания, и модель на деревьях извлекает их комбинацию сама. Гипотеза о единой геометрии пирамид и транзитных сетей при этом устояла — ее подтверждает то, что одна модель находит оба класса схем, — не устояла конкретная формула, которой эту геометрию предлагалось измерять. Направление переформулировки: считать W по делу целиком, сопоставляя конкретные поступления с конкретными списаниями внутри группы; на нынешних данных это не проверить, потому что у Elliptic нет ни сумм, ни времени между шагами.</w:t>
+        <w:t>Что это дает, видно на рисунке 9: W посчитан по формуле (6) для трех модельных наборов при λ = 0.5. У клиента, держащего деньги на счете, значение почти нулевое; у пирамиды с растянутыми выплатами середина шкалы; у дроппера, выводящего поступление за минуты, W подходит к единице. Проверка на обученной модели этого не подтвердила: сам по себе W разделяет классы лучше монетки (0.635 и 0.595), но прирост от него −0.0022 при важности 0.0021 и уровне шума 0.0003, то есть в пределах шума. Причина установлена: W собирается из двух величин, которые в наборе уже есть по отдельности, и модель на деревьях извлекает их комбинацию сама. Устояла гипотеза о единой геометрии, не устояла формула, которой ее предлагалось измерять.</w:t>
       </w:r>
     </w:p>
     <w:p>
@@ -2377,7 +2365,7 @@
       <w:r>
         <w:drawing>
           <wp:inline xmlns:a="http://schemas.openxmlformats.org/drawingml/2006/main" xmlns:pic="http://schemas.openxmlformats.org/drawingml/2006/picture">
-            <wp:extent cx="4069080" cy="1764690"/>
+            <wp:extent cx="3458718" cy="1499986"/>
             <wp:docPr id="16" name="Picture 16"/>
             <wp:cNvGraphicFramePr>
               <a:graphicFrameLocks noChangeAspect="1"/>
@@ -2398,7 +2386,7 @@
                   <pic:spPr>
                     <a:xfrm>
                       <a:off x="0" y="0"/>
-                      <a:ext cx="4069080" cy="1764690"/>
+                      <a:ext cx="3458718" cy="1499986"/>
                     </a:xfrm>
                     <a:prstGeom prst="rect"/>
                   </pic:spPr>
@@ -2461,16 +2449,28 @@
     <w:p>
       <w:r>
         <w:rPr/>
-        <w:t>Решение принимают три модели сразу. Классификационное ядро «Vertex» это ансамбль на градиентном бустинге LightGBM, где каждая ветвь смотрит на транзакцию под своим углом. Состояние оговорим сразу: архитектура спроектирована полностью, обучены две ветви из трех — графовая и последовательностная, с результатом 0.985 и 0.986 при обучении на четырех мирах и проверке на пятом. Табличная ветвь и слияние оценок не обучены, поэтому в сервисе на их месте работают эвристические заменители, о чем сервис сообщает в ответе сам. Все измеренные числа этой главы получены другой моделью, случайным лесом. Ветви устроены так:</w:t>
+        <w:t>Решение принимают три модели сразу. Классификационное ядро «Vertex» это ансамбль на градиентном бустинге LightGBM, где каждая ветвь смотрит на транзакцию под своим углом. Состояние оговорим сразу: архитектура спроектирована полностью, обучены две ветви из трех — графовая и последовательностная, 0.985 и 0.986 при обучении на четырех мирах и проверке на пятом. Табличная ветвь и слияние оценок не обучены, и в сервисе на их месте работают эвристические заменители, поэтому все измеренные числа этой главы получены случайным лесом. Ветви устроены так:</w:t>
       </w:r>
     </w:p>
     <w:p>
       <w:r>
         <w:rPr/>
         <w:t>1. Табличная ветвь работает с историей клиента: обороты, средний чек, как часто он открывает счета, что показали проверки ИИН и БИН по государственным реестрам.</w:t>
+      </w:r>
+      <w:r>
+        <w:rPr/>
         <w:br/>
+      </w:r>
+      <w:r>
+        <w:rPr/>
         <w:t>2. Последовательностная ветвь читает транзакции как временной ряд и ловит всплески активности, сжатие интервалов между переводами, скорость, с которой пустеет карта.</w:t>
+      </w:r>
+      <w:r>
+        <w:rPr/>
         <w:br/>
+      </w:r>
+      <w:r>
+        <w:rPr/>
         <w:t>3. Графовая ветвь берет топологию из NetworkX и Elasticsearch: центральность, плотность эгонета, параметр W.</w:t>
       </w:r>
     </w:p>
@@ -2491,7 +2491,7 @@
       <w:r>
         <w:drawing>
           <wp:inline xmlns:a="http://schemas.openxmlformats.org/drawingml/2006/main" xmlns:pic="http://schemas.openxmlformats.org/drawingml/2006/picture">
-            <wp:extent cx="5120640" cy="2266196"/>
+            <wp:extent cx="4352544" cy="1926266"/>
             <wp:docPr id="17" name="Picture 17"/>
             <wp:cNvGraphicFramePr>
               <a:graphicFrameLocks noChangeAspect="1"/>
@@ -2512,7 +2512,7 @@
                   <pic:spPr>
                     <a:xfrm>
                       <a:off x="0" y="0"/>
-                      <a:ext cx="5120640" cy="2266196"/>
+                      <a:ext cx="4352544" cy="1926266"/>
                     </a:xfrm>
                     <a:prstGeom prst="rect"/>
                   </pic:spPr>
@@ -2546,39 +2546,15 @@
       </w:r>
     </w:p>
     <w:p>
-      <w:pPr>
-        <w:spacing w:before="60" w:after="60"/>
-        <w:ind w:left="360"/>
-      </w:pPr>
       <w:r>
-        <w:rPr>
-          <w:i/>
-        </w:rPr>
-        <w:t>Проще говоря, три модели голосуют, а четвертая решает, кого из них в этом конкретном случае стоит слушать. Калибровка нужна для того, чтобы цифра 0.9 действительно означала «в девяти случаях из десяти это мошенник», а не просто «балл большой».</w:t>
+        <w:rPr/>
+        <w:t>У графовой ветви есть слабое место. Структурные эмбеддинги считает глубокая GNN-модель, и делает это асинхронно: топология слишком тяжела для синхронного режима. В работе это дает холодный старт (cold start) — у счета, открытого пять минут назад, эмбеддинга просто нет. Спасает разделение труда внутри ансамбля: свежий подставной счет с аномальной скоростью операций (transaction velocity) и нулевым возрастом (account freshness) подхватывает последовательностная ветвь, и вывод блокируется задолго до того, как GNN пересчитает граф.</w:t>
       </w:r>
     </w:p>
     <w:p>
       <w:r>
         <w:rPr/>
-        <w:t>У графовой ветви есть слабое место. Структурные эмбеддинги считает глубокая GNN-модель, и делает она это асинхронно, потому что топология слишком тяжела для синхронного режима. В реальной работе это дает холодный старт (cold start): у счета, открытого пять минут назад, эмбеддинга просто нет. Нас спасает разделение труда внутри ансамбля. Свежий подставной счет с аномальной скоростью операций (transaction velocity) и нулевым возрастом (account freshness) мгновенно подхватывает последовательностная ветвь, и вывод блокируется задолго до того, как GNN пересчитает граф.</w:t>
-      </w:r>
-    </w:p>
-    <w:p>
-      <w:r>
-        <w:rPr/>
-        <w:t>Вердикт системы должен выдерживать разбор в суде. Регуляторы называют это объяснимостью искусственного интеллекта (Explainable AI, XAI), и ради нее в «Vertex» встроен аппарат ценностей Шепли (SHAP, SHapley Additive exPlanations). Для каждого заблокированного узла SHAP раскладывает итоговую вероятность на вклады отдельных признаков, табличных, последовательностных и графовых, и показывает отклонение от базового значения (expected value). Комплаенс-офицер и следователь видят конкретную причину блокировки, включая замаскированные связи (relation camouflage). Аудит-лог (audit trail) при этом формируется сам и годится как доказательство.</w:t>
-      </w:r>
-    </w:p>
-    <w:p>
-      <w:pPr>
-        <w:spacing w:before="60" w:after="60"/>
-        <w:ind w:left="360"/>
-      </w:pPr>
-      <w:r>
-        <w:rPr>
-          <w:i/>
-        </w:rPr>
-        <w:t>Проще говоря, система обязана объяснить, за что заблокировала: счет открыт вчера, за час через него прошло восемь переводов, и все ушли на один адрес. С такой распечаткой уже можно идти в суд, а с ответом «так решила нейросеть» нельзя.</w:t>
+        <w:t>Вердикт системы должен выдерживать разбор в суде. Регуляторы называют это объяснимостью (Explainable AI), и ради нее в «Vertex» встроен аппарат ценностей Шепли (SHAP): для каждого заблокированного узла он раскладывает итоговую вероятность на вклады отдельных признаков и показывает отклонение от базового значения. Комплаенс-офицер и следователь видят конкретную причину блокировки, а аудит-лог формируется сам и годится как доказательство.</w:t>
       </w:r>
     </w:p>
     <w:p>
@@ -2598,7 +2574,7 @@
     <w:p>
       <w:r>
         <w:rPr/>
-        <w:t>Обычная K-fold кросс-валидация здесь не годится, и это принципиально. Транзакции живут во времени, а случайное перемешивание дает утечку из будущего (data leakage): обучаясь, модель подсматривает операции, случившиеся позже теста, и метрики выходят красивыми, но ложными. Поэтому мы используем Purged walk-forward. Выборка режется на последовательные отрезки: учимся всегда на прошлом, проверяемся на следующем куске. Между обучением и тестом стоит буфер, purge (очистка). Его ширина заведомо больше времени жизни транзитной цепочки, у нас это 5 дней, по сроку блокировки сомнительных платежей в действующем регламенте Нацбанка. Так перекрывающиеся окна транзакций не переползают через границу выборки, и оценка получается честной.</w:t>
+        <w:t>Обычная K-fold кросс-валидация здесь не годится принципиально: транзакции живут во времени, а случайное перемешивание дает утечку из будущего (data leakage) — модель подсматривает операции, случившиеся позже теста, и метрики выходят красивыми, но ложными. Поэтому используется Purged walk-forward: выборка режется на последовательные отрезки, учимся на прошлом, проверяемся на следующем куске, а между обучением и тестом стоит буфер (purge) шириной 5 дней, по сроку блокировки сомнительных платежей в регламенте Нацбанка. Перекрывающиеся окна не переползают через границу выборки, и оценка получается честной.</w:t>
       </w:r>
     </w:p>
     <w:p>
@@ -2618,7 +2594,7 @@
       <w:r>
         <w:drawing>
           <wp:inline xmlns:a="http://schemas.openxmlformats.org/drawingml/2006/main" xmlns:pic="http://schemas.openxmlformats.org/drawingml/2006/picture">
-            <wp:extent cx="5029200" cy="1766025"/>
+            <wp:extent cx="4274820" cy="1501121"/>
             <wp:docPr id="18" name="Picture 18"/>
             <wp:cNvGraphicFramePr>
               <a:graphicFrameLocks noChangeAspect="1"/>
@@ -2639,7 +2615,7 @@
                   <pic:spPr>
                     <a:xfrm>
                       <a:off x="0" y="0"/>
-                      <a:ext cx="5029200" cy="1766025"/>
+                      <a:ext cx="4274820" cy="1501121"/>
                     </a:xfrm>
                     <a:prstGeom prst="rect"/>
                   </pic:spPr>
@@ -2695,7 +2671,7 @@
     <w:p>
       <w:r>
         <w:rPr/>
-        <w:t>Проверять систему на собственных данных бессмысленно, поэтому валидацию мы провели на публичном эталоне Elliptic: 203 769 реальных транзакций с готовой разметкой. К каждому размеченному узлу строится дело — его окрестность радиуса два, — и по делу считаются признаки формы. Признаки узлов, которых в наборе 166 штук, сознательно не используются ни одного: проверяется гипотеза о форме потока. Результаты собраны в таблице 1.</w:t>
+        <w:t>Проверять систему на собственных данных бессмысленно, поэтому валидацию мы провели на публичном эталоне Elliptic: 203 769 реальных транзакций с готовой разметкой. К каждому размеченному узлу строится дело — окрестность радиуса два, — и по нему считаются признаки формы. Ни один из 166 признаков узлов не используется: проверяется гипотеза о форме потока. Результаты собраны в таблице 1.</w:t>
       </w:r>
     </w:p>
     <w:p>
@@ -3253,7 +3229,7 @@
     <w:p>
       <w:r>
         <w:rPr/>
-        <w:t>Ключевая строка — последняя. Правильные ответы перемешаны случайным образом, и всё прогнано заново: если бы детектор подсматривал ответ, а не искал форму, он показал бы приличный результат и здесь. Он упал до 0.454, то есть до уровня монетки. Запас над контролем 0.233 и есть доказательство, что 0.687 — настоящий сигнал от формы, а не артефакт разбиения. Скромность самого значения объясняется свойствами набора, а не метода, и все три причины установлены измерением. Сумм нет: 166 признаков обезличены, поэтому параметр W здесь неизмерим в принципе. Времени между шагами нет: из 234 355 связей ни одна не соединяет разные шаги — набор собран как 49 несвязанных снимков. Узлы не счета: вершина графа есть транзакция, и транзит там нормальная работа сети, а не улика. Числа Recall 0.96 и Precision 0.92, фигурировавшие в ранних версиях работы как результат на этом наборе, измерением не подтверждены и остаются целью.</w:t>
+        <w:t>Ключевая строка — последняя. Ответы перемешаны случайным образом и всё прогнано заново: подсматривай детектор ответ вместо формы, он показал бы приличный результат и здесь. Он упал до 0.454, до уровня монетки, и запас 0.233 доказывает, что 0.687 — сигнал от формы, а не артефакт разбиения. Скромность значения объясняется свойствами набора, а не метода, и все три причины установлены измерением. Сумм нет: 166 признаков обезличены, поэтому W здесь неизмерим. Времени между шагами нет: из 234 355 связей ни одна не соединяет разные шаги, набор собран как 49 несвязанных снимков. Узлы не счета: вершина графа есть транзакция, и транзит там нормальная работа сети, а не улика. Recall 0.96 и Precision 0.92 из ранних версий измерением не подтверждены и остаются целью.</w:t>
       </w:r>
     </w:p>
     <w:p>
@@ -3273,7 +3249,7 @@
       <w:r>
         <w:drawing>
           <wp:inline xmlns:a="http://schemas.openxmlformats.org/drawingml/2006/main" xmlns:pic="http://schemas.openxmlformats.org/drawingml/2006/picture">
-            <wp:extent cx="5029200" cy="2384168"/>
+            <wp:extent cx="4274820" cy="2026542"/>
             <wp:docPr id="19" name="Picture 19"/>
             <wp:cNvGraphicFramePr>
               <a:graphicFrameLocks noChangeAspect="1"/>
@@ -3294,7 +3270,7 @@
                   <pic:spPr>
                     <a:xfrm>
                       <a:off x="0" y="0"/>
-                      <a:ext cx="5029200" cy="2384168"/>
+                      <a:ext cx="4274820" cy="2026542"/>
                     </a:xfrm>
                     <a:prstGeom prst="rect"/>
                   </pic:spPr>
@@ -3330,17 +3306,47 @@
       </w:r>
       <w:r>
         <w:rPr/>
-        <w:t xml:space="preserve"> Хорошие цифры стоят немного, если не показать, как их получали. По дороге от первых прототипов к нынешней версии мы поймали себя на пяти ошибках измерения, и каждая делала результат лучше, чем он был:</w:t>
+        <w:t xml:space="preserve"> Хорошие цифры стоят немного, если не показать, как их получали. По дороге к нынешней версии мы поймали себя на пяти ошибках, и каждая делала результат лучше, чем он был:</w:t>
+      </w:r>
+      <w:r>
+        <w:rPr/>
         <w:br/>
-        <w:t>1. Утечка ответа в признаки. Ранние генераторы случайно записывали метку класса прямо в обучающие признаки, и ROC-AUC радостно показывал 1.0. Вылечили строгим разделением генератора и детектора.</w:t>
+      </w:r>
+      <w:r>
+        <w:rPr/>
+        <w:t>1. Утечка ответа в признаки. Ранние генераторы записывали метку класса прямо в обучающие признаки, и ROC-AUC показывал 1.0. Вылечили разделением генератора и детектора.</w:t>
+      </w:r>
+      <w:r>
+        <w:rPr/>
         <w:br/>
+      </w:r>
+      <w:r>
+        <w:rPr/>
         <w:t>2. Сбор групп по ответам. Детектор получал мошеннические группы уже готовыми. Теперь он ищет их вслепую, без подсказок разметки.</w:t>
+      </w:r>
+      <w:r>
+        <w:rPr/>
         <w:br/>
-        <w:t>3. Смещение базовой линии. Критерий общего банкомата работал сам на себя: та же процедура, которая создавала данные, и связывала узлы по банкоматам.</w:t>
+      </w:r>
+      <w:r>
+        <w:rPr/>
+        <w:t>3. Смещение базовой линии. Критерий общего банкомата работал сам на себя: та же процедура создавала данные и связывала узлы.</w:t>
+      </w:r>
+      <w:r>
+        <w:rPr/>
         <w:br/>
-        <w:t>4. Ловушка низкой активности. 79% честной выборки составляли мертвые счета с одной-двумя операциями, и модель просто отличала активных пользователей от неактивных (ROC-AUC 0.84). Порог в 10 транзакций закрыл лазейку.</w:t>
+      </w:r>
+      <w:r>
+        <w:rPr/>
+        <w:t>4. Ловушка низкой активности. 79% честной выборки составляли мертвые счета с одной-двумя операциями, и модель отличала активных от неактивных (ROC-AUC 0.84). Порог в 10 транзакций закрыл лазейку.</w:t>
+      </w:r>
+      <w:r>
+        <w:rPr/>
         <w:br/>
-        <w:t>5. Иллюзорная «лестница миров». Первая версия отключала честные популяции и строила мир, на 96% состоящий из мошенников. Измерялся, по сути, дисбаланс классов, а не качество детектора.</w:t>
+      </w:r>
+      <w:r>
+        <w:rPr/>
+        <w:t>5. Иллюзорная «лестница миров». Первая версия строила мир, на 96% состоящий из мошенников: измерялся дисбаланс классов, а не качество детектора.</w:t>
       </w:r>
     </w:p>
     <w:p>
@@ -3370,17 +3376,47 @@
     <w:p>
       <w:r>
         <w:rPr/>
-        <w:t>1. Разобраны ограничения действующих систем безопасности и показано, почему поиск подставных счетов по черным спискам проигрывает, когда данные мошенника меняются за минуты.</w:t>
+        <w:t>1. Разобраны ограничения действующих систем и показано, почему поиск подставных счетов по черным спискам проигрывает, когда данные мошенника меняются за минуты.</w:t>
+      </w:r>
+      <w:r>
+        <w:rPr/>
         <w:br/>
-        <w:t>2. Формализован граф финансовых транзакций и написано ядро на NetworkX, извлекающее структурные признаки: эгонеты и меры центральности.</w:t>
+      </w:r>
+      <w:r>
+        <w:rPr/>
+        <w:t>2. Формализован граф транзакций и написано ядро на NetworkX, извлекающее эгонеты и меры центральности.</w:t>
+      </w:r>
+      <w:r>
+        <w:rPr/>
         <w:br/>
-        <w:t>3. Сформулирован и внедрен параметр W на основе FIFO-сопоставления. Гипотеза о единой геометрии медленных пирамид и быстрых дропперских сетей подтвердилась, но сам параметр измерения не выдержал: прирост к качеству модели −0.0022 при важности 0.0021 и уровне шума 0.0003. Причина установлена: W собирается из двух признаков, которые в наборе уже есть по отдельности.</w:t>
+      </w:r>
+      <w:r>
+        <w:rPr/>
+        <w:t>3. Сформулирован и внедрен параметр W на основе FIFO-сопоставления. Гипотеза о единой геометрии подтвердилась, сам параметр — нет: прирост −0.0022 при шуме 0.0003, причина в избыточности относительно имеющихся признаков (раздел 2.3).</w:t>
+      </w:r>
+      <w:r>
+        <w:rPr/>
         <w:br/>
-        <w:t>4. Реализовано разрешение сущностей (Entity Resolution) на Elasticsearch; 50 миллисекунд на транзакцию остаются проектной целью, замера времени в проекте нет.</w:t>
+      </w:r>
+      <w:r>
+        <w:rPr/>
+        <w:t>4. Реализовано разрешение сущностей (Entity Resolution) на Elasticsearch; 50 миллисекунд остаются проектной целью, замера времени в проекте нет.</w:t>
+      </w:r>
+      <w:r>
+        <w:rPr/>
         <w:br/>
-        <w:t>5. Спроектирован трехветвевой ансамбль LightGBM с изотонической калибровкой и контролем дрейфа по PSI; обучены две ветви из трех, графовая и последовательностная, с результатом 0.985 и 0.986 между мирами. Табличная ветвь и слияние оценок не обучены, поэтому все измеренные числа работы получены случайным лесом.</w:t>
+      </w:r>
+      <w:r>
+        <w:rPr/>
+        <w:t>5. Спроектирован трехветвевой ансамбль LightGBM с изотонической калибровкой и контролем дрейфа по PSI; обучены две ветви из трех, 0.985 и 0.986 между мирами. Все измеренные числа работы получены случайным лесом.</w:t>
+      </w:r>
+      <w:r>
+        <w:rPr/>
         <w:br/>
-        <w:t>6. Проведена валидация на Elliptic (203 769 транзакций) по методологии Purged walk-forward: признаки формы потока дают ROC-AUC 0.687 против 0.454 у контроля с перемешанными метками, запас над контролем 0.233. Recall 0.96 и Precision 0.92 остаются целью на внешнем наборе с суммами и временем.</w:t>
+      </w:r>
+      <w:r>
+        <w:rPr/>
+        <w:t>6. Проведена валидация на Elliptic (203 769 транзакций) по методологии Purged walk-forward: признаки формы дают 0.687 против 0.454 у контроля, запас 0.233.</w:t>
       </w:r>
     </w:p>
     <w:p>
@@ -4080,7 +4116,7 @@
                 <w:rFonts w:ascii="Times New Roman" w:hAnsi="Times New Roman"/>
                 <w:sz w:val="19"/>
               </w:rPr>
-              <w:t>Код ансамбля написан и обслуживает запросы. Позже обучены две ветви из трёх, графовая и последовательностная, с результатом 0.985 и 0.986 между мирами; табличная ветвь и слияние оценок не обучены, и на их месте работают эвристические заменители, о чём сервис сообщает сам. Все измеренные числа получены другой моделью, случайным лесом.</w:t>
+              <w:t>Код ансамбля написан и обслуживает запросы. Позже обучены две ветви из трёх, графовая и последовательностная, с результатом 0.985 и 0.986 между мирами; табличная ветвь и слияние оценок не обучены, и на их месте работают эвристические заменители. Все измеренные числа получены случайным лесом.</w:t>
             </w:r>
           </w:p>
         </w:tc>
@@ -4292,7 +4328,7 @@
                 <w:rFonts w:ascii="Times New Roman" w:hAnsi="Times New Roman"/>
                 <w:sz w:val="19"/>
               </w:rPr>
-              <w:t>Внешняя валидация на массиве Elliptic выполнена: признаки формы потока дают ROC-AUC 0.687 против 0.454 у контроля с перемешанными метками, запас над контролем 0.233. Числа Recall 0.96, Precision 0.92, ROC-AUC 0.99 из ранней версии работы измерением не подтверждены и переведены в цель с критерием приемки. Все результаты пересобраны на собственных прогонах.</w:t>
+              <w:t>Внешняя валидация на массиве Elliptic выполнена: признаки формы дают ROC-AUC 0.687 против 0.454 у контроля с перемешанными метками, запас 0.233. Числа Recall 0.96, Precision 0.92, ROC-AUC 0.99 из ранней версии измерением не подтверждены и переведены в цель. Все результаты пересобраны на собственных прогонах.</w:t>
             </w:r>
           </w:p>
         </w:tc>

--- a/artifacts/Vertex_scientific_work_v16.docx
+++ b/artifacts/Vertex_scientific_work_v16.docx
@@ -120,7 +120,7 @@
     <w:p>
       <w:r>
         <w:rPr/>
-        <w:t>Зерттеу мақсаты: күрделі гетерогенді қаржы желілеріндегі капиталдың аномальді қайта бөлінуін және жасырын заңсыз қаржы ағындарын (FRAML) «Vertex» тұтас антифрод-инфрақұрылымы арқылы топологиялық мониторингтеу. Болжам: қаскөйлер жеке деректерді, шот деректемелерін және құрылғылардың цифрлық іздерін оңай кездейсоқтандыра алады, алайда капиталдың өз ішінде ұсталмай транзиттелуі мен жинақталуының геометриясы өзгертуге келмейтін физикалық инвариант болып қала береді. Әдістеме: графтық аналитика (NetworkX), ықтималдық негізіндегі мәндерді біріктіру (Entity Resolution, Elasticsearch) және LightGBM негізіндегі үш тармақты ансамбль. Жаңалығы: пирамида мен айналдыру желісі әртүрлі ұстамамен түсірілген бір құбылыс ретінде сипатталды және бір модельмен табылады; міндет іс деңгейінде қойылды; шектің құны мен жалтарысқа төзімділік шегі өлшенді. W параметрі осы геометрияның метрикасы ретінде ұсынылды, бірақ тексеруден өтпеді (2.3-бөлім). Өлшенгені: полигонда (23 619 шот) ROC-AUC 0.940 және 0.991, ережелерде — 0.757 және 0.761; Elliptic жинағында пішін белгілері 0.687, бақылауда 0.454. Recall 0.96 және Precision 0.92 мақсат болып қалады (3.3-бөлім). Жоба ҚР Экономикалық тергеу департаменті ұйымдастырған хакатонда үздік 5 финалистің қатарына енді. Қолданылу саласы: екінші деңгейдегі банктер, Ұлттық антифрод-орталық және Цифрлық теңге инфрақұрылымы.</w:t>
+        <w:t>Зерттеу мақсаты: күрделі гетерогенді қаржы желілеріндегі капиталдың аномальді қайта бөлінуін және жасырын заңсыз қаржы ағындарын (FRAML) «Vertex» тұтас антифрод-инфрақұрылымы арқылы топологиялық мониторингтеу. Болжам: қаскөйлер жеке деректерді, шот деректемелерін және құрылғылардың цифрлық іздерін оңай кездейсоқтандыра алады, алайда капиталдың өз ішінде ұсталмай транзиттелуі мен жинақталуының геометриясы өзгертуге келмейтін физикалық инвариант болып қала береді. Әдістеме: графтық аналитика (NetworkX), ықтималдық негізіндегі мәндерді біріктіру (Entity Resolution, Elasticsearch) және LightGBM негізіндегі үш тармақты ансамбль. Жаңалығы: пирамида мен айналдыру желісі әртүрлі ұстамамен түсірілген бір құбылыс ретінде сипатталды және бір модельмен табылады; міндет іс деңгейінде қойылды; шектің құны мен жалтарысқа төзімділік шегі өлшенді. W параметрі осы геометрияның метрикасы ретінде ұсынылды, бірақ тексеруден өтпеді (2.3-бөлім). Өлшенгені: полигонда (13 499 шот, 248 445 оқиға) ROC-AUC 0.940 және 0.991, ережелерде — 0.757 және 0.761; Elliptic жинағында пішін белгілері 0.687, бақылауда 0.454. Recall 0.96 және Precision 0.92 мақсат болып қалады (3.3-бөлім). Жоба ҚР Экономикалық тергеу департаменті ұйымдастырған хакатонда үздік 5 финалистің қатарына енді. Қолданылу саласы: екінші деңгейдегі банктер, Ұлттық антифрод-орталық және Цифрлық теңге инфрақұрылымы.</w:t>
       </w:r>
     </w:p>
     <w:p>
@@ -137,7 +137,7 @@
     <w:p>
       <w:r>
         <w:rPr/>
-        <w:t>Цель исследования: разработать ИИ-движок «Vertex», который находит скрытые нелегальные финансовые потоки (FRAML) в сложных банковских сетях по одной лишь форме движения денег. Гипотеза: личность, реквизиты и устройства мошенник меняет за минуты, а геометрию транзита без удержания средств поменять не может, поэтому схему можно вскрыть без черных списков. Методика: графовая аналитика (NetworkX), вероятностное разрешение сущностей (Entity Resolution на базе Elasticsearch) и трехветвевой ансамбль LightGBM. Новизна: пирамида и сеть обналичивания описаны как одно явление, снятое с разной выдержкой, и находятся одной моделью; задача поставлена на уровне дела, а не счета; измерены цена порога при реальной редкости и граница устойчивости к уклонению. Параметр W предлагался как метрика этой геометрии, но проверки не выдержал (раздел 2.3). Измерено: на полигоне из 23 619 счетов ROC-AUC 0.940 по счетам и 0.991 по группам против 0.757 и 0.761 у правил; на Elliptic (203 769 транзакций) признаки формы дают 0.687 против 0.454 у контроля. Recall 0.96 и Precision 0.92 остаются целью (раздел 3.3). Проект вошел в Топ-5 финалистов хакатона ДЭР РК в феврале 2026 года. Область применения: банки второго уровня, Национальный Антифрод-центр и инфраструктура Цифрового тенге РК.</w:t>
+        <w:t>Цель исследования: разработать ИИ-движок «Vertex», который находит скрытые нелегальные финансовые потоки (FRAML) в сложных банковских сетях по одной лишь форме движения денег. Гипотеза: личность, реквизиты и устройства мошенник меняет за минуты, а геометрию транзита без удержания средств поменять не может, поэтому схему можно вскрыть без черных списков. Методика: графовая аналитика (NetworkX), вероятностное разрешение сущностей (Entity Resolution на базе Elasticsearch) и трехветвевой ансамбль LightGBM. Новизна: пирамида и сеть обналичивания описаны как одно явление, снятое с разной выдержкой, и находятся одной моделью; задача поставлена на уровне дела, а не счета; измерены цена порога при реальной редкости и граница устойчивости к уклонению. Параметр W предлагался как метрика этой геометрии, но проверки не выдержал (раздел 2.3). Измерено: на полигоне из 13 499 счетов и 248 445 событий ROC-AUC 0.940 по счетам и 0.991 по группам против 0.757 и 0.761 у правил; на Elliptic (203 769 транзакций) признаки формы дают 0.687 против 0.454 у контроля. Recall 0.96 и Precision 0.92 остаются целью (раздел 3.3). Проект вошел в Топ-5 финалистов хакатона ДЭР РК в феврале 2026 года. Область применения: банки второго уровня, Национальный Антифрод-центр и инфраструктура Цифрового тенге РК.</w:t>
       </w:r>
     </w:p>
     <w:p>
@@ -154,7 +154,7 @@
     <w:p>
       <w:r>
         <w:rPr/>
-        <w:t>Objective: to build Vertex, an AI engine that finds covert illicit financial flows (FRAML) in complex banking networks from the shape of the money movement alone. Hypothesis: a fraudster can change identities, account details and devices within minutes, yet cannot change the geometry of non-retentive transit, so a scheme can be exposed without any blacklist. Methodology: graph analytics (NetworkX), probabilistic Entity Resolution (Elasticsearch) and a three-branch LightGBM ensemble. Novelty: a pyramid and a cash-out network are described as one phenomenon at different exposures and found by a single model; the task is posed at the level of a case; the cost of the threshold at realistic rarity and the boundary of evasion resistance are measured. The W parameter was proposed as the metric of that geometry but did not survive measurement (section 2.3). Measured: on a testbed of 23 619 accounts, ROC-AUC 0.940 on accounts and 0.991 on groups against 0.757 and 0.761 for a rule engine; on Elliptic (203,769 transactions) shape-only features reach 0.687 against 0.454 for a control. 0.96 Recall and 0.92 Precision remain a target. The project reached the Top-5 at the National Financial Security Hackathon held by the Department of Economic Investigations (DEI) of Kazakhstan in February 2026. Application: second-tier banks, the National Anti-Fraud Centre and the Digital Tenge infrastructure.</w:t>
+        <w:t>Objective: to build Vertex, an AI engine that finds covert illicit financial flows (FRAML) in complex banking networks from the shape of the money movement alone. Hypothesis: a fraudster can change identities, account details and devices within minutes, yet cannot change the geometry of non-retentive transit, so a scheme can be exposed without any blacklist. Methodology: graph analytics (NetworkX), probabilistic Entity Resolution (Elasticsearch) and a three-branch LightGBM ensemble. Novelty: a pyramid and a cash-out network are described as one phenomenon at different exposures and found by a single model; the task is posed at the level of a case; the cost of the threshold at realistic rarity and the boundary of evasion resistance are measured. The W parameter was proposed as the metric of that geometry but did not survive measurement (section 2.3). Measured: on a testbed of 13 499 accounts and 248 445 events, ROC-AUC 0.940 on accounts and 0.991 on groups against 0.757 and 0.761 for a rule engine; on Elliptic (203,769 transactions) shape-only features reach 0.687 against 0.454 for a control. 0.96 Recall and 0.92 Precision remain a target. The project reached the Top-5 at the National Financial Security Hackathon held by the Department of Economic Investigations (DEI) of Kazakhstan in February 2026. Application: second-tier banks, the National Anti-Fraud Centre and the Digital Tenge infrastructure.</w:t>
       </w:r>
     </w:p>
     <w:p>
@@ -1958,7 +1958,7 @@
         <w:rPr>
           <w:rFonts w:ascii="Times New Roman" w:hAnsi="Times New Roman" w:cs="Times New Roman"/>
         </w:rPr>
-        <w:t>2.3 Параметр W: универсальный временной инвариант пирамид и транзитных сетей</w:t>
+        <w:t>2.3 Параметр W: гипотеза, проверка и результат</w:t>
       </w:r>
     </w:p>
     <w:p>

--- a/artifacts/Vertex_scientific_work_v16.docx
+++ b/artifacts/Vertex_scientific_work_v16.docx
@@ -551,7 +551,7 @@
     <w:p>
       <w:r>
         <w:rPr/>
-        <w:t>Отсюда и замысел этой работы. Система «Vertex» смотрит на форму, которую принимают деньги, когда их прогоняют через схему, и делает это в реальном времени. В феврале 2026 года прототип вышел на республиканский хакатон по финансовой безопасности ДЭР РК: в своей категории он соревновался более чем с 60 командами университетов и ИТ-компаний, прошел все этапы отбора и вошел в Топ-5 лучших решений. Автор оказался единственным школьником среди финалистов.</w:t>
+        <w:t>Отсюда и замысел этой работы. Система «Vertex» смотрит на форму, которую принимают деньги, когда их прогоняют через схему, и делает это в реальном времени. В феврале 2026 года прототип вышел на республиканский хакатон по финансовой безопасности ДЭР РК: в своей категории он соревновался более чем с 60 командами университетов и ИТ-компаний, прошел все этапы отбора и вошел в Топ-5 лучших решений.</w:t>
       </w:r>
     </w:p>
     <w:p>
@@ -4357,113 +4357,6 @@
           </w:p>
         </w:tc>
       </w:tr>
-      <w:tr>
-        <w:tc>
-          <w:tcPr>
-            <w:tcW w:type="dxa" w:w="1500"/>
-            <w:tcMar>
-              <w:top w:w="80" w:type="dxa"/>
-              <w:bottom w:w="80" w:type="dxa"/>
-              <w:left w:w="100" w:type="dxa"/>
-              <w:right w:w="100" w:type="dxa"/>
-            </w:tcMar>
-          </w:tcPr>
-          <w:p>
-            <w:pPr>
-              <w:spacing w:after="20" w:before="0" w:line="240" w:lineRule="auto"/>
-              <w:ind w:firstLine="0"/>
-              <w:jc w:val="center"/>
-            </w:pPr>
-            <w:r>
-              <w:rPr>
-                <w:rFonts w:ascii="Times New Roman" w:hAnsi="Times New Roman"/>
-                <w:sz w:val="19"/>
-              </w:rPr>
-              <w:t>Этап 7</w:t>
-              <w:br/>
-              <w:t>Оформление</w:t>
-              <w:br/>
-              <w:t>и витрина</w:t>
-              <w:br/>
-              <w:t>измерений</w:t>
-            </w:r>
-          </w:p>
-        </w:tc>
-        <w:tc>
-          <w:tcPr>
-            <w:tcW w:type="dxa" w:w="2950"/>
-            <w:tcMar>
-              <w:top w:w="80" w:type="dxa"/>
-              <w:bottom w:w="80" w:type="dxa"/>
-              <w:left w:w="100" w:type="dxa"/>
-              <w:right w:w="100" w:type="dxa"/>
-            </w:tcMar>
-          </w:tcPr>
-          <w:p>
-            <w:pPr>
-              <w:spacing w:after="20" w:before="0" w:line="240" w:lineRule="auto"/>
-              <w:ind w:firstLine="0"/>
-              <w:jc w:val="left"/>
-            </w:pPr>
-            <w:r>
-              <w:rPr>
-                <w:rFonts w:ascii="Times New Roman" w:hAnsi="Times New Roman"/>
-                <w:sz w:val="19"/>
-              </w:rPr>
-              <w:t>Оформление по требованиям Назарбаев Интеллектуальных школ. Сборка веб-витрины, читающей файлы прогонов.</w:t>
-            </w:r>
-          </w:p>
-        </w:tc>
-        <w:tc>
-          <w:tcPr>
-            <w:tcW w:type="dxa" w:w="3950"/>
-            <w:tcMar>
-              <w:top w:w="80" w:type="dxa"/>
-              <w:bottom w:w="80" w:type="dxa"/>
-              <w:left w:w="100" w:type="dxa"/>
-              <w:right w:w="100" w:type="dxa"/>
-            </w:tcMar>
-          </w:tcPr>
-          <w:p>
-            <w:pPr>
-              <w:spacing w:after="20" w:before="0" w:line="240" w:lineRule="auto"/>
-              <w:ind w:firstLine="0"/>
-              <w:jc w:val="left"/>
-            </w:pPr>
-            <w:r>
-              <w:rPr>
-                <w:rFonts w:ascii="Times New Roman" w:hAnsi="Times New Roman"/>
-                <w:sz w:val="19"/>
-              </w:rPr>
-              <w:t>Текст подготовлен к печати. Витрина собрана так, что каждое число читается из файла прогона при загрузке страницы: расхождение между текстом работы и кодом теперь видно сразу, а не при разборе.</w:t>
-            </w:r>
-          </w:p>
-        </w:tc>
-        <w:tc>
-          <w:tcPr>
-            <w:tcW w:type="dxa" w:w="1288"/>
-            <w:tcMar>
-              <w:top w:w="80" w:type="dxa"/>
-              <w:bottom w:w="80" w:type="dxa"/>
-              <w:left w:w="100" w:type="dxa"/>
-              <w:right w:w="100" w:type="dxa"/>
-            </w:tcMar>
-          </w:tcPr>
-          <w:p>
-            <w:pPr>
-              <w:spacing w:after="20" w:before="0" w:line="240" w:lineRule="auto"/>
-              <w:ind w:firstLine="0"/>
-              <w:jc w:val="center"/>
-            </w:pPr>
-            <w:r>
-              <w:rPr>
-                <w:rFonts w:ascii="Times New Roman" w:hAnsi="Times New Roman"/>
-                <w:sz w:val="19"/>
-              </w:rPr>
-            </w:r>
-          </w:p>
-        </w:tc>
-      </w:tr>
     </w:tbl>
     <w:sectPr>
       <w:footerReference w:type="default" r:id="rId9"/>

--- a/artifacts/Vertex_scientific_work_v16.docx
+++ b/artifacts/Vertex_scientific_work_v16.docx
@@ -487,26 +487,6 @@
       </w:r>
     </w:p>
     <w:p>
-      <w:pPr>
-        <w:tabs>
-          <w:tab w:pos="9691" w:val="right" w:leader="dot"/>
-        </w:tabs>
-        <w:spacing w:after="40" w:line="276" w:lineRule="auto"/>
-        <w:ind w:firstLine="0" w:left="0"/>
-      </w:pPr>
-      <w:r>
-        <w:rPr>
-          <w:b/>
-        </w:rPr>
-        <w:t>ДНЕВНИК НАУЧНО-ИССЛЕДОВАТЕЛЬСКОГО ПРОЕКТА</w:t>
-      </w:r>
-      <w:r>
-        <w:rPr/>
-        <w:tab/>
-        <w:t>21</w:t>
-      </w:r>
-    </w:p>
-    <w:p>
       <w:r>
         <w:br w:type="page"/>
       </w:r>
@@ -571,7 +551,7 @@
       <w:r>
         <w:drawing>
           <wp:inline xmlns:a="http://schemas.openxmlformats.org/drawingml/2006/main" xmlns:pic="http://schemas.openxmlformats.org/drawingml/2006/picture">
-            <wp:extent cx="4119372" cy="1616200"/>
+            <wp:extent cx="3489350" cy="1369016"/>
             <wp:docPr id="1" name="Picture 1"/>
             <wp:cNvGraphicFramePr>
               <a:graphicFrameLocks noChangeAspect="1"/>
@@ -592,7 +572,7 @@
                   <pic:spPr>
                     <a:xfrm>
                       <a:off x="0" y="0"/>
-                      <a:ext cx="4119372" cy="1616200"/>
+                      <a:ext cx="3489350" cy="1369016"/>
                     </a:xfrm>
                     <a:prstGeom prst="rect"/>
                   </pic:spPr>
@@ -753,7 +733,7 @@
       <w:r>
         <w:drawing>
           <wp:inline xmlns:a="http://schemas.openxmlformats.org/drawingml/2006/main" xmlns:pic="http://schemas.openxmlformats.org/drawingml/2006/picture">
-            <wp:extent cx="3458718" cy="1406716"/>
+            <wp:extent cx="2929737" cy="1191571"/>
             <wp:docPr id="2" name="Picture 2"/>
             <wp:cNvGraphicFramePr>
               <a:graphicFrameLocks noChangeAspect="1"/>
@@ -774,7 +754,7 @@
                   <pic:spPr>
                     <a:xfrm>
                       <a:off x="0" y="0"/>
-                      <a:ext cx="3458718" cy="1406716"/>
+                      <a:ext cx="2929737" cy="1191571"/>
                     </a:xfrm>
                     <a:prstGeom prst="rect"/>
                   </pic:spPr>
@@ -850,7 +830,7 @@
       <w:r>
         <w:drawing>
           <wp:inline xmlns:a="http://schemas.openxmlformats.org/drawingml/2006/main" xmlns:pic="http://schemas.openxmlformats.org/drawingml/2006/picture">
-            <wp:extent cx="3458718" cy="1380881"/>
+            <wp:extent cx="2929737" cy="1169687"/>
             <wp:docPr id="3" name="Picture 3"/>
             <wp:cNvGraphicFramePr>
               <a:graphicFrameLocks noChangeAspect="1"/>
@@ -871,7 +851,7 @@
                   <pic:spPr>
                     <a:xfrm>
                       <a:off x="0" y="0"/>
-                      <a:ext cx="3458718" cy="1380881"/>
+                      <a:ext cx="2929737" cy="1169687"/>
                     </a:xfrm>
                     <a:prstGeom prst="rect"/>
                   </pic:spPr>
@@ -1212,7 +1192,7 @@
       <w:r>
         <w:drawing>
           <wp:inline xmlns:a="http://schemas.openxmlformats.org/drawingml/2006/main" xmlns:pic="http://schemas.openxmlformats.org/drawingml/2006/picture">
-            <wp:extent cx="3458718" cy="1680472"/>
+            <wp:extent cx="2929737" cy="1423458"/>
             <wp:docPr id="6" name="Picture 6"/>
             <wp:cNvGraphicFramePr>
               <a:graphicFrameLocks noChangeAspect="1"/>
@@ -1233,7 +1213,7 @@
                   <pic:spPr>
                     <a:xfrm>
                       <a:off x="0" y="0"/>
-                      <a:ext cx="3458718" cy="1680472"/>
+                      <a:ext cx="2929737" cy="1423458"/>
                     </a:xfrm>
                     <a:prstGeom prst="rect"/>
                   </pic:spPr>
@@ -1431,7 +1411,7 @@
       <w:r>
         <w:drawing>
           <wp:inline xmlns:a="http://schemas.openxmlformats.org/drawingml/2006/main" xmlns:pic="http://schemas.openxmlformats.org/drawingml/2006/picture">
-            <wp:extent cx="4197096" cy="1937121"/>
+            <wp:extent cx="3555187" cy="1640855"/>
             <wp:docPr id="8" name="Picture 8"/>
             <wp:cNvGraphicFramePr>
               <a:graphicFrameLocks noChangeAspect="1"/>
@@ -1452,7 +1432,7 @@
                   <pic:spPr>
                     <a:xfrm>
                       <a:off x="0" y="0"/>
-                      <a:ext cx="4197096" cy="1937121"/>
+                      <a:ext cx="3555187" cy="1640855"/>
                     </a:xfrm>
                     <a:prstGeom prst="rect"/>
                   </pic:spPr>
@@ -1796,7 +1776,7 @@
       <w:r>
         <w:drawing>
           <wp:inline xmlns:a="http://schemas.openxmlformats.org/drawingml/2006/main" xmlns:pic="http://schemas.openxmlformats.org/drawingml/2006/picture">
-            <wp:extent cx="5052060" cy="1125174"/>
+            <wp:extent cx="4279392" cy="953089"/>
             <wp:docPr id="11" name="Picture 11"/>
             <wp:cNvGraphicFramePr>
               <a:graphicFrameLocks noChangeAspect="1"/>
@@ -1817,7 +1797,7 @@
                   <pic:spPr>
                     <a:xfrm>
                       <a:off x="0" y="0"/>
-                      <a:ext cx="5052060" cy="1125174"/>
+                      <a:ext cx="4279392" cy="953089"/>
                     </a:xfrm>
                     <a:prstGeom prst="rect"/>
                   </pic:spPr>
@@ -1901,7 +1881,7 @@
       <w:r>
         <w:drawing>
           <wp:inline xmlns:a="http://schemas.openxmlformats.org/drawingml/2006/main" xmlns:pic="http://schemas.openxmlformats.org/drawingml/2006/picture">
-            <wp:extent cx="3458718" cy="1430818"/>
+            <wp:extent cx="2929737" cy="1211987"/>
             <wp:docPr id="12" name="Picture 12"/>
             <wp:cNvGraphicFramePr>
               <a:graphicFrameLocks noChangeAspect="1"/>
@@ -1922,7 +1902,7 @@
                   <pic:spPr>
                     <a:xfrm>
                       <a:off x="0" y="0"/>
-                      <a:ext cx="3458718" cy="1430818"/>
+                      <a:ext cx="2929737" cy="1211987"/>
                     </a:xfrm>
                     <a:prstGeom prst="rect"/>
                   </pic:spPr>
@@ -2239,7 +2219,7 @@
       <w:r>
         <w:drawing>
           <wp:inline xmlns:a="http://schemas.openxmlformats.org/drawingml/2006/main" xmlns:pic="http://schemas.openxmlformats.org/drawingml/2006/picture">
-            <wp:extent cx="4352544" cy="2113190"/>
+            <wp:extent cx="3686860" cy="1789997"/>
             <wp:docPr id="15" name="Picture 15"/>
             <wp:cNvGraphicFramePr>
               <a:graphicFrameLocks noChangeAspect="1"/>
@@ -2260,7 +2240,7 @@
                   <pic:spPr>
                     <a:xfrm>
                       <a:off x="0" y="0"/>
-                      <a:ext cx="4352544" cy="2113190"/>
+                      <a:ext cx="3686860" cy="1789997"/>
                     </a:xfrm>
                     <a:prstGeom prst="rect"/>
                   </pic:spPr>
@@ -2365,7 +2345,7 @@
       <w:r>
         <w:drawing>
           <wp:inline xmlns:a="http://schemas.openxmlformats.org/drawingml/2006/main" xmlns:pic="http://schemas.openxmlformats.org/drawingml/2006/picture">
-            <wp:extent cx="3458718" cy="1499986"/>
+            <wp:extent cx="2929737" cy="1270576"/>
             <wp:docPr id="16" name="Picture 16"/>
             <wp:cNvGraphicFramePr>
               <a:graphicFrameLocks noChangeAspect="1"/>
@@ -2386,7 +2366,7 @@
                   <pic:spPr>
                     <a:xfrm>
                       <a:off x="0" y="0"/>
-                      <a:ext cx="3458718" cy="1499986"/>
+                      <a:ext cx="2929737" cy="1270576"/>
                     </a:xfrm>
                     <a:prstGeom prst="rect"/>
                   </pic:spPr>
@@ -2491,7 +2471,7 @@
       <w:r>
         <w:drawing>
           <wp:inline xmlns:a="http://schemas.openxmlformats.org/drawingml/2006/main" xmlns:pic="http://schemas.openxmlformats.org/drawingml/2006/picture">
-            <wp:extent cx="4352544" cy="1926266"/>
+            <wp:extent cx="3686860" cy="1631661"/>
             <wp:docPr id="17" name="Picture 17"/>
             <wp:cNvGraphicFramePr>
               <a:graphicFrameLocks noChangeAspect="1"/>
@@ -2512,7 +2492,7 @@
                   <pic:spPr>
                     <a:xfrm>
                       <a:off x="0" y="0"/>
-                      <a:ext cx="4352544" cy="1926266"/>
+                      <a:ext cx="3686860" cy="1631661"/>
                     </a:xfrm>
                     <a:prstGeom prst="rect"/>
                   </pic:spPr>
@@ -2594,7 +2574,7 @@
       <w:r>
         <w:drawing>
           <wp:inline xmlns:a="http://schemas.openxmlformats.org/drawingml/2006/main" xmlns:pic="http://schemas.openxmlformats.org/drawingml/2006/picture">
-            <wp:extent cx="4274820" cy="1501121"/>
+            <wp:extent cx="3621024" cy="1271538"/>
             <wp:docPr id="18" name="Picture 18"/>
             <wp:cNvGraphicFramePr>
               <a:graphicFrameLocks noChangeAspect="1"/>
@@ -2615,7 +2595,7 @@
                   <pic:spPr>
                     <a:xfrm>
                       <a:off x="0" y="0"/>
-                      <a:ext cx="4274820" cy="1501121"/>
+                      <a:ext cx="3621024" cy="1271538"/>
                     </a:xfrm>
                     <a:prstGeom prst="rect"/>
                   </pic:spPr>
@@ -3249,7 +3229,7 @@
       <w:r>
         <w:drawing>
           <wp:inline xmlns:a="http://schemas.openxmlformats.org/drawingml/2006/main" xmlns:pic="http://schemas.openxmlformats.org/drawingml/2006/picture">
-            <wp:extent cx="4274820" cy="2026542"/>
+            <wp:extent cx="3621024" cy="1716600"/>
             <wp:docPr id="19" name="Picture 19"/>
             <wp:cNvGraphicFramePr>
               <a:graphicFrameLocks noChangeAspect="1"/>
@@ -3270,7 +3250,7 @@
                   <pic:spPr>
                     <a:xfrm>
                       <a:off x="0" y="0"/>
-                      <a:ext cx="4274820" cy="2026542"/>
+                      <a:ext cx="3621024" cy="1716600"/>
                     </a:xfrm>
                     <a:prstGeom prst="rect"/>
                   </pic:spPr>
@@ -3426,11 +3406,6 @@
       </w:r>
     </w:p>
     <w:p>
-      <w:r>
-        <w:br w:type="page"/>
-      </w:r>
-    </w:p>
-    <w:p>
       <w:pPr>
         <w:ind w:firstLine="0"/>
         <w:jc w:val="center"/>
@@ -3563,801 +3538,6 @@
         <w:t>10. Официальный отчет АО «Национальная платежная корпорация Казахстана» (НПК РК) «Результаты реализации второй фазы проекта Цифровой тенге». — Алматы: НПК РК, 2024. — 98 с.</w:t>
       </w:r>
     </w:p>
-    <w:p>
-      <w:r>
-        <w:br w:type="page"/>
-      </w:r>
-    </w:p>
-    <w:p>
-      <w:pPr>
-        <w:ind w:firstLine="0"/>
-        <w:jc w:val="center"/>
-      </w:pPr>
-      <w:r>
-        <w:rPr>
-          <w:b/>
-          <w:sz w:val="28"/>
-        </w:rPr>
-        <w:t>ДНЕВНИК НАУЧНО-ИССЛЕДОВАТЕЛЬСКОГО ПРОЕКТА</w:t>
-      </w:r>
-    </w:p>
-    <w:p>
-      <w:r>
-        <w:t>Дневник велся автором самостоятельно в течение всего периода выполнения научно-исследовательской работы, фиксируя ключевые вехи, аналитические изыскания и результаты моделирования.</w:t>
-      </w:r>
-    </w:p>
-    <w:p>
-      <w:pPr>
-        <w:spacing w:after="40"/>
-        <w:ind w:firstLine="0"/>
-        <w:jc w:val="center"/>
-      </w:pPr>
-      <w:r>
-        <w:rPr>
-          <w:i/>
-          <w:sz w:val="20"/>
-        </w:rPr>
-        <w:t>Таблица 2. Дневник выполнения научно-исследовательской работы по этапам</w:t>
-      </w:r>
-    </w:p>
-    <w:tbl>
-      <w:tblPr>
-        <w:tblW w:type="auto" w:w="0"/>
-        <w:jc w:val="center"/>
-        <w:tblLayout w:type="fixed"/>
-        <w:tblLook w:firstColumn="1" w:firstRow="1" w:lastColumn="0" w:lastRow="0" w:noHBand="0" w:noVBand="1" w:val="04A0"/>
-      </w:tblPr>
-      <w:tblGrid>
-        <w:gridCol w:w="1500"/>
-        <w:gridCol w:w="2950"/>
-        <w:gridCol w:w="3950"/>
-        <w:gridCol w:w="1288"/>
-      </w:tblGrid>
-      <w:tr>
-        <w:tc>
-          <w:tcPr>
-            <w:tcW w:type="dxa" w:w="1500"/>
-            <w:shd w:fill="F2F2F2" w:val="clear"/>
-            <w:tcMar>
-              <w:top w:w="80" w:type="dxa"/>
-              <w:bottom w:w="80" w:type="dxa"/>
-              <w:left w:w="100" w:type="dxa"/>
-              <w:right w:w="100" w:type="dxa"/>
-            </w:tcMar>
-          </w:tcPr>
-          <w:p>
-            <w:pPr>
-              <w:spacing w:after="20" w:before="0" w:line="240" w:lineRule="auto"/>
-              <w:ind w:firstLine="0"/>
-              <w:jc w:val="center"/>
-            </w:pPr>
-            <w:r>
-              <w:rPr>
-                <w:rFonts w:ascii="Times New Roman" w:hAnsi="Times New Roman"/>
-                <w:b/>
-                <w:sz w:val="19"/>
-              </w:rPr>
-              <w:t>Этап</w:t>
-            </w:r>
-          </w:p>
-        </w:tc>
-        <w:tc>
-          <w:tcPr>
-            <w:tcW w:type="dxa" w:w="2950"/>
-            <w:shd w:fill="F2F2F2" w:val="clear"/>
-            <w:tcMar>
-              <w:top w:w="80" w:type="dxa"/>
-              <w:bottom w:w="80" w:type="dxa"/>
-              <w:left w:w="100" w:type="dxa"/>
-              <w:right w:w="100" w:type="dxa"/>
-            </w:tcMar>
-          </w:tcPr>
-          <w:p>
-            <w:pPr>
-              <w:spacing w:after="20" w:before="0" w:line="240" w:lineRule="auto"/>
-              <w:ind w:firstLine="0"/>
-              <w:jc w:val="center"/>
-            </w:pPr>
-            <w:r>
-              <w:rPr>
-                <w:rFonts w:ascii="Times New Roman" w:hAnsi="Times New Roman"/>
-                <w:b/>
-                <w:sz w:val="19"/>
-              </w:rPr>
-              <w:t>Содержание выполненной работы</w:t>
-            </w:r>
-          </w:p>
-        </w:tc>
-        <w:tc>
-          <w:tcPr>
-            <w:tcW w:type="dxa" w:w="3950"/>
-            <w:shd w:fill="F2F2F2" w:val="clear"/>
-            <w:tcMar>
-              <w:top w:w="80" w:type="dxa"/>
-              <w:bottom w:w="80" w:type="dxa"/>
-              <w:left w:w="100" w:type="dxa"/>
-              <w:right w:w="100" w:type="dxa"/>
-            </w:tcMar>
-          </w:tcPr>
-          <w:p>
-            <w:pPr>
-              <w:spacing w:after="20" w:before="0" w:line="240" w:lineRule="auto"/>
-              <w:ind w:firstLine="0"/>
-              <w:jc w:val="center"/>
-            </w:pPr>
-            <w:r>
-              <w:rPr>
-                <w:rFonts w:ascii="Times New Roman" w:hAnsi="Times New Roman"/>
-                <w:b/>
-                <w:sz w:val="19"/>
-              </w:rPr>
-              <w:t>Что получилось и что не получилось</w:t>
-            </w:r>
-          </w:p>
-        </w:tc>
-        <w:tc>
-          <w:tcPr>
-            <w:tcW w:type="dxa" w:w="1288"/>
-            <w:shd w:fill="F2F2F2" w:val="clear"/>
-            <w:tcMar>
-              <w:top w:w="80" w:type="dxa"/>
-              <w:bottom w:w="80" w:type="dxa"/>
-              <w:left w:w="100" w:type="dxa"/>
-              <w:right w:w="100" w:type="dxa"/>
-            </w:tcMar>
-          </w:tcPr>
-          <w:p>
-            <w:pPr>
-              <w:spacing w:after="20" w:before="0" w:line="240" w:lineRule="auto"/>
-              <w:ind w:firstLine="0"/>
-              <w:jc w:val="center"/>
-            </w:pPr>
-            <w:r>
-              <w:rPr>
-                <w:rFonts w:ascii="Times New Roman" w:hAnsi="Times New Roman"/>
-                <w:b/>
-                <w:sz w:val="19"/>
-              </w:rPr>
-              <w:t>Подпись рук.</w:t>
-            </w:r>
-          </w:p>
-        </w:tc>
-      </w:tr>
-      <w:tr>
-        <w:tc>
-          <w:tcPr>
-            <w:tcW w:type="dxa" w:w="1500"/>
-            <w:tcMar>
-              <w:top w:w="80" w:type="dxa"/>
-              <w:bottom w:w="80" w:type="dxa"/>
-              <w:left w:w="100" w:type="dxa"/>
-              <w:right w:w="100" w:type="dxa"/>
-            </w:tcMar>
-          </w:tcPr>
-          <w:p>
-            <w:pPr>
-              <w:spacing w:after="20" w:before="0" w:line="240" w:lineRule="auto"/>
-              <w:ind w:firstLine="0"/>
-              <w:jc w:val="center"/>
-            </w:pPr>
-            <w:r>
-              <w:rPr>
-                <w:rFonts w:ascii="Times New Roman" w:hAnsi="Times New Roman"/>
-                <w:sz w:val="19"/>
-              </w:rPr>
-              <w:t>Этап 1</w:t>
-              <w:br/>
-              <w:t>Границы систем</w:t>
-              <w:br/>
-              <w:t>на правилах</w:t>
-            </w:r>
-          </w:p>
-        </w:tc>
-        <w:tc>
-          <w:tcPr>
-            <w:tcW w:type="dxa" w:w="2950"/>
-            <w:tcMar>
-              <w:top w:w="80" w:type="dxa"/>
-              <w:bottom w:w="80" w:type="dxa"/>
-              <w:left w:w="100" w:type="dxa"/>
-              <w:right w:w="100" w:type="dxa"/>
-            </w:tcMar>
-          </w:tcPr>
-          <w:p>
-            <w:pPr>
-              <w:spacing w:after="20" w:before="0" w:line="240" w:lineRule="auto"/>
-              <w:ind w:firstLine="0"/>
-              <w:jc w:val="left"/>
-            </w:pPr>
-            <w:r>
-              <w:rPr>
-                <w:rFonts w:ascii="Times New Roman" w:hAnsi="Times New Roman"/>
-                <w:sz w:val="19"/>
-              </w:rPr>
-              <w:t>Разбор нормативных актов РК, регламентов Антифрод-центра и законов о дропперстве. Разбор Quantexa и Feedzai.</w:t>
-            </w:r>
-          </w:p>
-        </w:tc>
-        <w:tc>
-          <w:tcPr>
-            <w:tcW w:type="dxa" w:w="3950"/>
-            <w:tcMar>
-              <w:top w:w="80" w:type="dxa"/>
-              <w:bottom w:w="80" w:type="dxa"/>
-              <w:left w:w="100" w:type="dxa"/>
-              <w:right w:w="100" w:type="dxa"/>
-            </w:tcMar>
-          </w:tcPr>
-          <w:p>
-            <w:pPr>
-              <w:spacing w:after="20" w:before="0" w:line="240" w:lineRule="auto"/>
-              <w:ind w:firstLine="0"/>
-              <w:jc w:val="left"/>
-            </w:pPr>
-            <w:r>
-              <w:rPr>
-                <w:rFonts w:ascii="Times New Roman" w:hAnsi="Times New Roman"/>
-                <w:sz w:val="19"/>
-              </w:rPr>
-              <w:t>Ограничение названо верно: правила читают признаки одного счёта и не видят структуру группы. Позже это подтвердилось замером: ROC-AUC 0.761, и от перехода на групповой уровень правила не выигрывают вовсе.</w:t>
-            </w:r>
-          </w:p>
-        </w:tc>
-        <w:tc>
-          <w:tcPr>
-            <w:tcW w:type="dxa" w:w="1288"/>
-            <w:tcMar>
-              <w:top w:w="80" w:type="dxa"/>
-              <w:bottom w:w="80" w:type="dxa"/>
-              <w:left w:w="100" w:type="dxa"/>
-              <w:right w:w="100" w:type="dxa"/>
-            </w:tcMar>
-          </w:tcPr>
-          <w:p>
-            <w:pPr>
-              <w:spacing w:after="20" w:before="0" w:line="240" w:lineRule="auto"/>
-              <w:ind w:firstLine="0"/>
-              <w:jc w:val="center"/>
-            </w:pPr>
-            <w:r>
-              <w:rPr>
-                <w:rFonts w:ascii="Times New Roman" w:hAnsi="Times New Roman"/>
-                <w:sz w:val="19"/>
-              </w:rPr>
-            </w:r>
-          </w:p>
-        </w:tc>
-      </w:tr>
-      <w:tr>
-        <w:tc>
-          <w:tcPr>
-            <w:tcW w:type="dxa" w:w="1500"/>
-            <w:tcMar>
-              <w:top w:w="80" w:type="dxa"/>
-              <w:bottom w:w="80" w:type="dxa"/>
-              <w:left w:w="100" w:type="dxa"/>
-              <w:right w:w="100" w:type="dxa"/>
-            </w:tcMar>
-          </w:tcPr>
-          <w:p>
-            <w:pPr>
-              <w:spacing w:after="20" w:before="0" w:line="240" w:lineRule="auto"/>
-              <w:ind w:firstLine="0"/>
-              <w:jc w:val="center"/>
-            </w:pPr>
-            <w:r>
-              <w:rPr>
-                <w:rFonts w:ascii="Times New Roman" w:hAnsi="Times New Roman"/>
-                <w:sz w:val="19"/>
-              </w:rPr>
-              <w:t>Этап 2</w:t>
-              <w:br/>
-              <w:t>Параметр W</w:t>
-              <w:br/>
-              <w:t>и топология схем</w:t>
-            </w:r>
-          </w:p>
-        </w:tc>
-        <w:tc>
-          <w:tcPr>
-            <w:tcW w:type="dxa" w:w="2950"/>
-            <w:tcMar>
-              <w:top w:w="80" w:type="dxa"/>
-              <w:bottom w:w="80" w:type="dxa"/>
-              <w:left w:w="100" w:type="dxa"/>
-              <w:right w:w="100" w:type="dxa"/>
-            </w:tcMar>
-          </w:tcPr>
-          <w:p>
-            <w:pPr>
-              <w:spacing w:after="20" w:before="0" w:line="240" w:lineRule="auto"/>
-              <w:ind w:firstLine="0"/>
-              <w:jc w:val="left"/>
-            </w:pPr>
-            <w:r>
-              <w:rPr>
-                <w:rFonts w:ascii="Times New Roman" w:hAnsi="Times New Roman"/>
-                <w:sz w:val="19"/>
-              </w:rPr>
-              <w:t>Теория графов, обзор Акоглу и соавторов (2015). Математическая модель параметра W: масштаб транзита без удержания средств.</w:t>
-            </w:r>
-          </w:p>
-        </w:tc>
-        <w:tc>
-          <w:tcPr>
-            <w:tcW w:type="dxa" w:w="3950"/>
-            <w:tcMar>
-              <w:top w:w="80" w:type="dxa"/>
-              <w:bottom w:w="80" w:type="dxa"/>
-              <w:left w:w="100" w:type="dxa"/>
-              <w:right w:w="100" w:type="dxa"/>
-            </w:tcMar>
-          </w:tcPr>
-          <w:p>
-            <w:pPr>
-              <w:spacing w:after="20" w:before="0" w:line="240" w:lineRule="auto"/>
-              <w:ind w:firstLine="0"/>
-              <w:jc w:val="left"/>
-            </w:pPr>
-            <w:r>
-              <w:rPr>
-                <w:rFonts w:ascii="Times New Roman" w:hAnsi="Times New Roman"/>
-                <w:sz w:val="19"/>
-              </w:rPr>
-              <w:t>Гипотеза о единой форме подтвердилась, сам W измерения не выдержал: прирост к качеству −0.0022, важность 0.0021 при уровне шума 0.0003. Причина найдена: W собирается из двух признаков, которые в наборе уже есть.</w:t>
-            </w:r>
-          </w:p>
-        </w:tc>
-        <w:tc>
-          <w:tcPr>
-            <w:tcW w:type="dxa" w:w="1288"/>
-            <w:tcMar>
-              <w:top w:w="80" w:type="dxa"/>
-              <w:bottom w:w="80" w:type="dxa"/>
-              <w:left w:w="100" w:type="dxa"/>
-              <w:right w:w="100" w:type="dxa"/>
-            </w:tcMar>
-          </w:tcPr>
-          <w:p>
-            <w:pPr>
-              <w:spacing w:after="20" w:before="0" w:line="240" w:lineRule="auto"/>
-              <w:ind w:firstLine="0"/>
-              <w:jc w:val="center"/>
-            </w:pPr>
-            <w:r>
-              <w:rPr>
-                <w:rFonts w:ascii="Times New Roman" w:hAnsi="Times New Roman"/>
-                <w:sz w:val="19"/>
-              </w:rPr>
-            </w:r>
-          </w:p>
-        </w:tc>
-      </w:tr>
-      <w:tr>
-        <w:tc>
-          <w:tcPr>
-            <w:tcW w:type="dxa" w:w="1500"/>
-            <w:tcMar>
-              <w:top w:w="80" w:type="dxa"/>
-              <w:bottom w:w="80" w:type="dxa"/>
-              <w:left w:w="100" w:type="dxa"/>
-              <w:right w:w="100" w:type="dxa"/>
-            </w:tcMar>
-          </w:tcPr>
-          <w:p>
-            <w:pPr>
-              <w:spacing w:after="20" w:before="0" w:line="240" w:lineRule="auto"/>
-              <w:ind w:firstLine="0"/>
-              <w:jc w:val="center"/>
-            </w:pPr>
-            <w:r>
-              <w:rPr>
-                <w:rFonts w:ascii="Times New Roman" w:hAnsi="Times New Roman"/>
-                <w:sz w:val="19"/>
-              </w:rPr>
-              <w:t>Этап 3</w:t>
-              <w:br/>
-              <w:t>Архитектура</w:t>
-              <w:br/>
-              <w:t>и связывание</w:t>
-              <w:br/>
-              <w:t>сущностей</w:t>
-            </w:r>
-          </w:p>
-        </w:tc>
-        <w:tc>
-          <w:tcPr>
-            <w:tcW w:type="dxa" w:w="2950"/>
-            <w:tcMar>
-              <w:top w:w="80" w:type="dxa"/>
-              <w:bottom w:w="80" w:type="dxa"/>
-              <w:left w:w="100" w:type="dxa"/>
-              <w:right w:w="100" w:type="dxa"/>
-            </w:tcMar>
-          </w:tcPr>
-          <w:p>
-            <w:pPr>
-              <w:spacing w:after="20" w:before="0" w:line="240" w:lineRule="auto"/>
-              <w:ind w:firstLine="0"/>
-              <w:jc w:val="left"/>
-            </w:pPr>
-            <w:r>
-              <w:rPr>
-                <w:rFonts w:ascii="Times New Roman" w:hAnsi="Times New Roman"/>
-                <w:sz w:val="19"/>
-              </w:rPr>
-              <w:t>Проектирование чистой архитектуры. Модуль разрешения сущностей (Entity Resolution) на базе Elasticsearch.</w:t>
-            </w:r>
-          </w:p>
-        </w:tc>
-        <w:tc>
-          <w:tcPr>
-            <w:tcW w:type="dxa" w:w="3950"/>
-            <w:tcMar>
-              <w:top w:w="80" w:type="dxa"/>
-              <w:bottom w:w="80" w:type="dxa"/>
-              <w:left w:w="100" w:type="dxa"/>
-              <w:right w:w="100" w:type="dxa"/>
-            </w:tcMar>
-          </w:tcPr>
-          <w:p>
-            <w:pPr>
-              <w:spacing w:after="20" w:before="0" w:line="240" w:lineRule="auto"/>
-              <w:ind w:firstLine="0"/>
-              <w:jc w:val="left"/>
-            </w:pPr>
-            <w:r>
-              <w:rPr>
-                <w:rFonts w:ascii="Times New Roman" w:hAnsi="Times New Roman"/>
-                <w:sz w:val="19"/>
-              </w:rPr>
-              <w:t>Прототип ER-ядра написан и работает. Заявленные 50 мс на связывание остаются проектной целью из документации к модулю: замера времени в проекте нет, и как результат это число не приводится.</w:t>
-            </w:r>
-          </w:p>
-        </w:tc>
-        <w:tc>
-          <w:tcPr>
-            <w:tcW w:type="dxa" w:w="1288"/>
-            <w:tcMar>
-              <w:top w:w="80" w:type="dxa"/>
-              <w:bottom w:w="80" w:type="dxa"/>
-              <w:left w:w="100" w:type="dxa"/>
-              <w:right w:w="100" w:type="dxa"/>
-            </w:tcMar>
-          </w:tcPr>
-          <w:p>
-            <w:pPr>
-              <w:spacing w:after="20" w:before="0" w:line="240" w:lineRule="auto"/>
-              <w:ind w:firstLine="0"/>
-              <w:jc w:val="center"/>
-            </w:pPr>
-            <w:r>
-              <w:rPr>
-                <w:rFonts w:ascii="Times New Roman" w:hAnsi="Times New Roman"/>
-                <w:sz w:val="19"/>
-              </w:rPr>
-            </w:r>
-          </w:p>
-        </w:tc>
-      </w:tr>
-      <w:tr>
-        <w:tc>
-          <w:tcPr>
-            <w:tcW w:type="dxa" w:w="1500"/>
-            <w:tcMar>
-              <w:top w:w="80" w:type="dxa"/>
-              <w:bottom w:w="80" w:type="dxa"/>
-              <w:left w:w="100" w:type="dxa"/>
-              <w:right w:w="100" w:type="dxa"/>
-            </w:tcMar>
-          </w:tcPr>
-          <w:p>
-            <w:pPr>
-              <w:spacing w:after="20" w:before="0" w:line="240" w:lineRule="auto"/>
-              <w:ind w:firstLine="0"/>
-              <w:jc w:val="center"/>
-            </w:pPr>
-            <w:r>
-              <w:rPr>
-                <w:rFonts w:ascii="Times New Roman" w:hAnsi="Times New Roman"/>
-                <w:sz w:val="19"/>
-              </w:rPr>
-              <w:t>Этап 4</w:t>
-              <w:br/>
-              <w:t>Ансамбль</w:t>
-              <w:br/>
-              <w:t>из трёх ветвей</w:t>
-            </w:r>
-          </w:p>
-        </w:tc>
-        <w:tc>
-          <w:tcPr>
-            <w:tcW w:type="dxa" w:w="2950"/>
-            <w:tcMar>
-              <w:top w:w="80" w:type="dxa"/>
-              <w:bottom w:w="80" w:type="dxa"/>
-              <w:left w:w="100" w:type="dxa"/>
-              <w:right w:w="100" w:type="dxa"/>
-            </w:tcMar>
-          </w:tcPr>
-          <w:p>
-            <w:pPr>
-              <w:spacing w:after="20" w:before="0" w:line="240" w:lineRule="auto"/>
-              <w:ind w:firstLine="0"/>
-              <w:jc w:val="left"/>
-            </w:pPr>
-            <w:r>
-              <w:rPr>
-                <w:rFonts w:ascii="Times New Roman" w:hAnsi="Times New Roman"/>
-                <w:sz w:val="19"/>
-              </w:rPr>
-              <w:t>Разработка трёхветвевой архитектуры LightGBM (табличная, последовательностная, графовая ветви). One-Side Edge Sampling.</w:t>
-            </w:r>
-          </w:p>
-        </w:tc>
-        <w:tc>
-          <w:tcPr>
-            <w:tcW w:type="dxa" w:w="3950"/>
-            <w:tcMar>
-              <w:top w:w="80" w:type="dxa"/>
-              <w:bottom w:w="80" w:type="dxa"/>
-              <w:left w:w="100" w:type="dxa"/>
-              <w:right w:w="100" w:type="dxa"/>
-            </w:tcMar>
-          </w:tcPr>
-          <w:p>
-            <w:pPr>
-              <w:spacing w:after="20" w:before="0" w:line="240" w:lineRule="auto"/>
-              <w:ind w:firstLine="0"/>
-              <w:jc w:val="left"/>
-            </w:pPr>
-            <w:r>
-              <w:rPr>
-                <w:rFonts w:ascii="Times New Roman" w:hAnsi="Times New Roman"/>
-                <w:sz w:val="19"/>
-              </w:rPr>
-              <w:t>Код ансамбля написан и обслуживает запросы. Позже обучены две ветви из трёх, графовая и последовательностная, с результатом 0.985 и 0.986 между мирами; табличная ветвь и слияние оценок не обучены, и на их месте работают эвристические заменители. Все измеренные числа получены случайным лесом.</w:t>
-            </w:r>
-          </w:p>
-        </w:tc>
-        <w:tc>
-          <w:tcPr>
-            <w:tcW w:type="dxa" w:w="1288"/>
-            <w:tcMar>
-              <w:top w:w="80" w:type="dxa"/>
-              <w:bottom w:w="80" w:type="dxa"/>
-              <w:left w:w="100" w:type="dxa"/>
-              <w:right w:w="100" w:type="dxa"/>
-            </w:tcMar>
-          </w:tcPr>
-          <w:p>
-            <w:pPr>
-              <w:spacing w:after="20" w:before="0" w:line="240" w:lineRule="auto"/>
-              <w:ind w:firstLine="0"/>
-              <w:jc w:val="center"/>
-            </w:pPr>
-            <w:r>
-              <w:rPr>
-                <w:rFonts w:ascii="Times New Roman" w:hAnsi="Times New Roman"/>
-                <w:sz w:val="19"/>
-              </w:rPr>
-            </w:r>
-          </w:p>
-        </w:tc>
-      </w:tr>
-      <w:tr>
-        <w:tc>
-          <w:tcPr>
-            <w:tcW w:type="dxa" w:w="1500"/>
-            <w:tcMar>
-              <w:top w:w="80" w:type="dxa"/>
-              <w:bottom w:w="80" w:type="dxa"/>
-              <w:left w:w="100" w:type="dxa"/>
-              <w:right w:w="100" w:type="dxa"/>
-            </w:tcMar>
-          </w:tcPr>
-          <w:p>
-            <w:pPr>
-              <w:spacing w:after="20" w:before="0" w:line="240" w:lineRule="auto"/>
-              <w:ind w:firstLine="0"/>
-              <w:jc w:val="center"/>
-            </w:pPr>
-            <w:r>
-              <w:rPr>
-                <w:rFonts w:ascii="Times New Roman" w:hAnsi="Times New Roman"/>
-                <w:sz w:val="19"/>
-              </w:rPr>
-              <w:t>Этап 5</w:t>
-              <w:br/>
-              <w:t>Стенд</w:t>
-              <w:br/>
-              <w:t>и генератор миров</w:t>
-            </w:r>
-          </w:p>
-        </w:tc>
-        <w:tc>
-          <w:tcPr>
-            <w:tcW w:type="dxa" w:w="2950"/>
-            <w:tcMar>
-              <w:top w:w="80" w:type="dxa"/>
-              <w:bottom w:w="80" w:type="dxa"/>
-              <w:left w:w="100" w:type="dxa"/>
-              <w:right w:w="100" w:type="dxa"/>
-            </w:tcMar>
-          </w:tcPr>
-          <w:p>
-            <w:pPr>
-              <w:spacing w:after="20" w:before="0" w:line="240" w:lineRule="auto"/>
-              <w:ind w:firstLine="0"/>
-              <w:jc w:val="left"/>
-            </w:pPr>
-            <w:r>
-              <w:rPr>
-                <w:rFonts w:ascii="Times New Roman" w:hAnsi="Times New Roman"/>
-                <w:sz w:val="19"/>
-              </w:rPr>
-              <w:t>Подготовка ИТ-стенда и синтетического генератора транзакций. Участие в хакатоне по финансовой безопасности ДЭР РК.</w:t>
-            </w:r>
-          </w:p>
-        </w:tc>
-        <w:tc>
-          <w:tcPr>
-            <w:tcW w:type="dxa" w:w="3950"/>
-            <w:tcMar>
-              <w:top w:w="80" w:type="dxa"/>
-              <w:bottom w:w="80" w:type="dxa"/>
-              <w:left w:w="100" w:type="dxa"/>
-              <w:right w:w="100" w:type="dxa"/>
-            </w:tcMar>
-          </w:tcPr>
-          <w:p>
-            <w:pPr>
-              <w:spacing w:after="20" w:before="0" w:line="240" w:lineRule="auto"/>
-              <w:ind w:firstLine="0"/>
-              <w:jc w:val="left"/>
-            </w:pPr>
-            <w:r>
-              <w:rPr>
-                <w:rFonts w:ascii="Times New Roman" w:hAnsi="Times New Roman"/>
-                <w:sz w:val="19"/>
-              </w:rPr>
-              <w:t>Топ-5 из более чем 60 команд. Для работы важнее другое: генератор позволил строить миры нарастающей сложности, и на них стало видно, что часть ранних результатов держалась на слишком простом мире.</w:t>
-            </w:r>
-          </w:p>
-        </w:tc>
-        <w:tc>
-          <w:tcPr>
-            <w:tcW w:type="dxa" w:w="1288"/>
-            <w:tcMar>
-              <w:top w:w="80" w:type="dxa"/>
-              <w:bottom w:w="80" w:type="dxa"/>
-              <w:left w:w="100" w:type="dxa"/>
-              <w:right w:w="100" w:type="dxa"/>
-            </w:tcMar>
-          </w:tcPr>
-          <w:p>
-            <w:pPr>
-              <w:spacing w:after="20" w:before="0" w:line="240" w:lineRule="auto"/>
-              <w:ind w:firstLine="0"/>
-              <w:jc w:val="center"/>
-            </w:pPr>
-            <w:r>
-              <w:rPr>
-                <w:rFonts w:ascii="Times New Roman" w:hAnsi="Times New Roman"/>
-                <w:sz w:val="19"/>
-              </w:rPr>
-            </w:r>
-          </w:p>
-        </w:tc>
-      </w:tr>
-      <w:tr>
-        <w:tc>
-          <w:tcPr>
-            <w:tcW w:type="dxa" w:w="1500"/>
-            <w:tcMar>
-              <w:top w:w="80" w:type="dxa"/>
-              <w:bottom w:w="80" w:type="dxa"/>
-              <w:left w:w="100" w:type="dxa"/>
-              <w:right w:w="100" w:type="dxa"/>
-            </w:tcMar>
-          </w:tcPr>
-          <w:p>
-            <w:pPr>
-              <w:spacing w:after="20" w:before="0" w:line="240" w:lineRule="auto"/>
-              <w:ind w:firstLine="0"/>
-              <w:jc w:val="center"/>
-            </w:pPr>
-            <w:r>
-              <w:rPr>
-                <w:rFonts w:ascii="Times New Roman" w:hAnsi="Times New Roman"/>
-                <w:sz w:val="19"/>
-              </w:rPr>
-              <w:t>Этап 6</w:t>
-              <w:br/>
-              <w:t>Перепроверка</w:t>
-              <w:br/>
-              <w:t>собственных</w:t>
-              <w:br/>
-              <w:t>результатов</w:t>
-            </w:r>
-          </w:p>
-        </w:tc>
-        <w:tc>
-          <w:tcPr>
-            <w:tcW w:type="dxa" w:w="2950"/>
-            <w:tcMar>
-              <w:top w:w="80" w:type="dxa"/>
-              <w:bottom w:w="80" w:type="dxa"/>
-              <w:left w:w="100" w:type="dxa"/>
-              <w:right w:w="100" w:type="dxa"/>
-            </w:tcMar>
-          </w:tcPr>
-          <w:p>
-            <w:pPr>
-              <w:spacing w:after="20" w:before="0" w:line="240" w:lineRule="auto"/>
-              <w:ind w:firstLine="0"/>
-              <w:jc w:val="left"/>
-            </w:pPr>
-            <w:r>
-              <w:rPr>
-                <w:rFonts w:ascii="Times New Roman" w:hAnsi="Times New Roman"/>
-                <w:sz w:val="19"/>
-              </w:rPr>
-              <w:t>Прогоны лестницы миров, кривой уклонения и развёртки по редкости. Проверка purged walk-forward с временным зазором.</w:t>
-            </w:r>
-          </w:p>
-        </w:tc>
-        <w:tc>
-          <w:tcPr>
-            <w:tcW w:type="dxa" w:w="3950"/>
-            <w:tcMar>
-              <w:top w:w="80" w:type="dxa"/>
-              <w:bottom w:w="80" w:type="dxa"/>
-              <w:left w:w="100" w:type="dxa"/>
-              <w:right w:w="100" w:type="dxa"/>
-            </w:tcMar>
-          </w:tcPr>
-          <w:p>
-            <w:pPr>
-              <w:spacing w:after="20" w:before="0" w:line="240" w:lineRule="auto"/>
-              <w:ind w:firstLine="0"/>
-              <w:jc w:val="left"/>
-            </w:pPr>
-            <w:r>
-              <w:rPr>
-                <w:rFonts w:ascii="Times New Roman" w:hAnsi="Times New Roman"/>
-                <w:sz w:val="19"/>
-              </w:rPr>
-              <w:t>Внешняя валидация на массиве Elliptic выполнена: признаки формы дают ROC-AUC 0.687 против 0.454 у контроля с перемешанными метками, запас 0.233. Числа Recall 0.96, Precision 0.92, ROC-AUC 0.99 из ранней версии измерением не подтверждены и переведены в цель. Все результаты пересобраны на собственных прогонах.</w:t>
-            </w:r>
-          </w:p>
-        </w:tc>
-        <w:tc>
-          <w:tcPr>
-            <w:tcW w:type="dxa" w:w="1288"/>
-            <w:tcMar>
-              <w:top w:w="80" w:type="dxa"/>
-              <w:bottom w:w="80" w:type="dxa"/>
-              <w:left w:w="100" w:type="dxa"/>
-              <w:right w:w="100" w:type="dxa"/>
-            </w:tcMar>
-          </w:tcPr>
-          <w:p>
-            <w:pPr>
-              <w:spacing w:after="20" w:before="0" w:line="240" w:lineRule="auto"/>
-              <w:ind w:firstLine="0"/>
-              <w:jc w:val="center"/>
-            </w:pPr>
-            <w:r>
-              <w:rPr>
-                <w:rFonts w:ascii="Times New Roman" w:hAnsi="Times New Roman"/>
-                <w:sz w:val="19"/>
-              </w:rPr>
-            </w:r>
-          </w:p>
-        </w:tc>
-      </w:tr>
-    </w:tbl>
     <w:sectPr>
       <w:footerReference w:type="default" r:id="rId9"/>
       <w:pgSz w:w="12240" w:h="15840"/>

--- a/artifacts/Vertex_scientific_work_v16.docx
+++ b/artifacts/Vertex_scientific_work_v16.docx
@@ -551,7 +551,7 @@
       <w:r>
         <w:drawing>
           <wp:inline xmlns:a="http://schemas.openxmlformats.org/drawingml/2006/main" xmlns:pic="http://schemas.openxmlformats.org/drawingml/2006/picture">
-            <wp:extent cx="3489350" cy="1369016"/>
+            <wp:extent cx="4119372" cy="1616200"/>
             <wp:docPr id="1" name="Picture 1"/>
             <wp:cNvGraphicFramePr>
               <a:graphicFrameLocks noChangeAspect="1"/>
@@ -572,7 +572,7 @@
                   <pic:spPr>
                     <a:xfrm>
                       <a:off x="0" y="0"/>
-                      <a:ext cx="3489350" cy="1369016"/>
+                      <a:ext cx="4119372" cy="1616200"/>
                     </a:xfrm>
                     <a:prstGeom prst="rect"/>
                   </pic:spPr>
@@ -733,7 +733,7 @@
       <w:r>
         <w:drawing>
           <wp:inline xmlns:a="http://schemas.openxmlformats.org/drawingml/2006/main" xmlns:pic="http://schemas.openxmlformats.org/drawingml/2006/picture">
-            <wp:extent cx="2929737" cy="1191571"/>
+            <wp:extent cx="3458718" cy="1406716"/>
             <wp:docPr id="2" name="Picture 2"/>
             <wp:cNvGraphicFramePr>
               <a:graphicFrameLocks noChangeAspect="1"/>
@@ -754,7 +754,7 @@
                   <pic:spPr>
                     <a:xfrm>
                       <a:off x="0" y="0"/>
-                      <a:ext cx="2929737" cy="1191571"/>
+                      <a:ext cx="3458718" cy="1406716"/>
                     </a:xfrm>
                     <a:prstGeom prst="rect"/>
                   </pic:spPr>
@@ -830,7 +830,7 @@
       <w:r>
         <w:drawing>
           <wp:inline xmlns:a="http://schemas.openxmlformats.org/drawingml/2006/main" xmlns:pic="http://schemas.openxmlformats.org/drawingml/2006/picture">
-            <wp:extent cx="2929737" cy="1169687"/>
+            <wp:extent cx="3458718" cy="1380881"/>
             <wp:docPr id="3" name="Picture 3"/>
             <wp:cNvGraphicFramePr>
               <a:graphicFrameLocks noChangeAspect="1"/>
@@ -851,7 +851,7 @@
                   <pic:spPr>
                     <a:xfrm>
                       <a:off x="0" y="0"/>
-                      <a:ext cx="2929737" cy="1169687"/>
+                      <a:ext cx="3458718" cy="1380881"/>
                     </a:xfrm>
                     <a:prstGeom prst="rect"/>
                   </pic:spPr>
@@ -1192,7 +1192,7 @@
       <w:r>
         <w:drawing>
           <wp:inline xmlns:a="http://schemas.openxmlformats.org/drawingml/2006/main" xmlns:pic="http://schemas.openxmlformats.org/drawingml/2006/picture">
-            <wp:extent cx="2929737" cy="1423458"/>
+            <wp:extent cx="3458718" cy="1680472"/>
             <wp:docPr id="6" name="Picture 6"/>
             <wp:cNvGraphicFramePr>
               <a:graphicFrameLocks noChangeAspect="1"/>
@@ -1213,7 +1213,7 @@
                   <pic:spPr>
                     <a:xfrm>
                       <a:off x="0" y="0"/>
-                      <a:ext cx="2929737" cy="1423458"/>
+                      <a:ext cx="3458718" cy="1680472"/>
                     </a:xfrm>
                     <a:prstGeom prst="rect"/>
                   </pic:spPr>
@@ -1411,7 +1411,7 @@
       <w:r>
         <w:drawing>
           <wp:inline xmlns:a="http://schemas.openxmlformats.org/drawingml/2006/main" xmlns:pic="http://schemas.openxmlformats.org/drawingml/2006/picture">
-            <wp:extent cx="3555187" cy="1640855"/>
+            <wp:extent cx="4197096" cy="1937121"/>
             <wp:docPr id="8" name="Picture 8"/>
             <wp:cNvGraphicFramePr>
               <a:graphicFrameLocks noChangeAspect="1"/>
@@ -1432,7 +1432,7 @@
                   <pic:spPr>
                     <a:xfrm>
                       <a:off x="0" y="0"/>
-                      <a:ext cx="3555187" cy="1640855"/>
+                      <a:ext cx="4197096" cy="1937121"/>
                     </a:xfrm>
                     <a:prstGeom prst="rect"/>
                   </pic:spPr>
@@ -1776,7 +1776,7 @@
       <w:r>
         <w:drawing>
           <wp:inline xmlns:a="http://schemas.openxmlformats.org/drawingml/2006/main" xmlns:pic="http://schemas.openxmlformats.org/drawingml/2006/picture">
-            <wp:extent cx="4279392" cy="953089"/>
+            <wp:extent cx="5052060" cy="1125174"/>
             <wp:docPr id="11" name="Picture 11"/>
             <wp:cNvGraphicFramePr>
               <a:graphicFrameLocks noChangeAspect="1"/>
@@ -1797,7 +1797,7 @@
                   <pic:spPr>
                     <a:xfrm>
                       <a:off x="0" y="0"/>
-                      <a:ext cx="4279392" cy="953089"/>
+                      <a:ext cx="5052060" cy="1125174"/>
                     </a:xfrm>
                     <a:prstGeom prst="rect"/>
                   </pic:spPr>
@@ -1881,7 +1881,7 @@
       <w:r>
         <w:drawing>
           <wp:inline xmlns:a="http://schemas.openxmlformats.org/drawingml/2006/main" xmlns:pic="http://schemas.openxmlformats.org/drawingml/2006/picture">
-            <wp:extent cx="2929737" cy="1211987"/>
+            <wp:extent cx="3458718" cy="1430818"/>
             <wp:docPr id="12" name="Picture 12"/>
             <wp:cNvGraphicFramePr>
               <a:graphicFrameLocks noChangeAspect="1"/>
@@ -1902,7 +1902,7 @@
                   <pic:spPr>
                     <a:xfrm>
                       <a:off x="0" y="0"/>
-                      <a:ext cx="2929737" cy="1211987"/>
+                      <a:ext cx="3458718" cy="1430818"/>
                     </a:xfrm>
                     <a:prstGeom prst="rect"/>
                   </pic:spPr>
@@ -2219,7 +2219,7 @@
       <w:r>
         <w:drawing>
           <wp:inline xmlns:a="http://schemas.openxmlformats.org/drawingml/2006/main" xmlns:pic="http://schemas.openxmlformats.org/drawingml/2006/picture">
-            <wp:extent cx="3686860" cy="1789997"/>
+            <wp:extent cx="4352544" cy="2113190"/>
             <wp:docPr id="15" name="Picture 15"/>
             <wp:cNvGraphicFramePr>
               <a:graphicFrameLocks noChangeAspect="1"/>
@@ -2240,7 +2240,7 @@
                   <pic:spPr>
                     <a:xfrm>
                       <a:off x="0" y="0"/>
-                      <a:ext cx="3686860" cy="1789997"/>
+                      <a:ext cx="4352544" cy="2113190"/>
                     </a:xfrm>
                     <a:prstGeom prst="rect"/>
                   </pic:spPr>
@@ -2345,7 +2345,7 @@
       <w:r>
         <w:drawing>
           <wp:inline xmlns:a="http://schemas.openxmlformats.org/drawingml/2006/main" xmlns:pic="http://schemas.openxmlformats.org/drawingml/2006/picture">
-            <wp:extent cx="2929737" cy="1270576"/>
+            <wp:extent cx="3458718" cy="1499986"/>
             <wp:docPr id="16" name="Picture 16"/>
             <wp:cNvGraphicFramePr>
               <a:graphicFrameLocks noChangeAspect="1"/>
@@ -2366,7 +2366,7 @@
                   <pic:spPr>
                     <a:xfrm>
                       <a:off x="0" y="0"/>
-                      <a:ext cx="2929737" cy="1270576"/>
+                      <a:ext cx="3458718" cy="1499986"/>
                     </a:xfrm>
                     <a:prstGeom prst="rect"/>
                   </pic:spPr>
@@ -2471,7 +2471,7 @@
       <w:r>
         <w:drawing>
           <wp:inline xmlns:a="http://schemas.openxmlformats.org/drawingml/2006/main" xmlns:pic="http://schemas.openxmlformats.org/drawingml/2006/picture">
-            <wp:extent cx="3686860" cy="1631661"/>
+            <wp:extent cx="4352544" cy="1926266"/>
             <wp:docPr id="17" name="Picture 17"/>
             <wp:cNvGraphicFramePr>
               <a:graphicFrameLocks noChangeAspect="1"/>
@@ -2492,7 +2492,7 @@
                   <pic:spPr>
                     <a:xfrm>
                       <a:off x="0" y="0"/>
-                      <a:ext cx="3686860" cy="1631661"/>
+                      <a:ext cx="4352544" cy="1926266"/>
                     </a:xfrm>
                     <a:prstGeom prst="rect"/>
                   </pic:spPr>
@@ -2574,7 +2574,7 @@
       <w:r>
         <w:drawing>
           <wp:inline xmlns:a="http://schemas.openxmlformats.org/drawingml/2006/main" xmlns:pic="http://schemas.openxmlformats.org/drawingml/2006/picture">
-            <wp:extent cx="3621024" cy="1271538"/>
+            <wp:extent cx="4274820" cy="1501121"/>
             <wp:docPr id="18" name="Picture 18"/>
             <wp:cNvGraphicFramePr>
               <a:graphicFrameLocks noChangeAspect="1"/>
@@ -2595,7 +2595,7 @@
                   <pic:spPr>
                     <a:xfrm>
                       <a:off x="0" y="0"/>
-                      <a:ext cx="3621024" cy="1271538"/>
+                      <a:ext cx="4274820" cy="1501121"/>
                     </a:xfrm>
                     <a:prstGeom prst="rect"/>
                   </pic:spPr>
@@ -3229,7 +3229,7 @@
       <w:r>
         <w:drawing>
           <wp:inline xmlns:a="http://schemas.openxmlformats.org/drawingml/2006/main" xmlns:pic="http://schemas.openxmlformats.org/drawingml/2006/picture">
-            <wp:extent cx="3621024" cy="1716600"/>
+            <wp:extent cx="4274820" cy="2026542"/>
             <wp:docPr id="19" name="Picture 19"/>
             <wp:cNvGraphicFramePr>
               <a:graphicFrameLocks noChangeAspect="1"/>
@@ -3250,7 +3250,7 @@
                   <pic:spPr>
                     <a:xfrm>
                       <a:off x="0" y="0"/>
-                      <a:ext cx="3621024" cy="1716600"/>
+                      <a:ext cx="4274820" cy="2026542"/>
                     </a:xfrm>
                     <a:prstGeom prst="rect"/>
                   </pic:spPr>
@@ -3327,11 +3327,6 @@
       <w:r>
         <w:rPr/>
         <w:t>5. Иллюзорная «лестница миров». Первая версия строила мир, на 96% состоящий из мошенников: измерялся дисбаланс классов, а не качество детектора.</w:t>
-      </w:r>
-    </w:p>
-    <w:p>
-      <w:r>
-        <w:br w:type="page"/>
       </w:r>
     </w:p>
     <w:p>

--- a/artifacts/Vertex_scientific_work_v16.docx
+++ b/artifacts/Vertex_scientific_work_v16.docx
@@ -484,11 +484,6 @@
         <w:rPr/>
         <w:tab/>
         <w:t>20</w:t>
-      </w:r>
-    </w:p>
-    <w:p>
-      <w:r>
-        <w:br w:type="page"/>
       </w:r>
     </w:p>
     <w:p>

--- a/artifacts/Vertex_scientific_work_v16.docx
+++ b/artifacts/Vertex_scientific_work_v16.docx
@@ -484,6 +484,11 @@
         <w:rPr/>
         <w:tab/>
         <w:t>20</w:t>
+      </w:r>
+    </w:p>
+    <w:p>
+      <w:r>
+        <w:br w:type="page"/>
       </w:r>
     </w:p>
     <w:p>

--- a/artifacts/Vertex_scientific_work_v16.docx
+++ b/artifacts/Vertex_scientific_work_v16.docx
@@ -155,11 +155,6 @@
       <w:r>
         <w:rPr/>
         <w:t>Objective: to build Vertex, an AI engine that finds covert illicit financial flows (FRAML) in complex banking networks from the shape of the money movement alone. Hypothesis: a fraudster can change identities, account details and devices within minutes, yet cannot change the geometry of non-retentive transit, so a scheme can be exposed without any blacklist. Methodology: graph analytics (NetworkX), probabilistic Entity Resolution (Elasticsearch) and a three-branch LightGBM ensemble. Novelty: a pyramid and a cash-out network are described as one phenomenon at different exposures and found by a single model; the task is posed at the level of a case; the cost of the threshold at realistic rarity and the boundary of evasion resistance are measured. The W parameter was proposed as the metric of that geometry but did not survive measurement (section 2.3). Measured: on a testbed of 13 499 accounts and 248 445 events, ROC-AUC 0.940 on accounts and 0.991 on groups against 0.757 and 0.761 for a rule engine; on Elliptic (203,769 transactions) shape-only features reach 0.687 against 0.454 for a control. 0.96 Recall and 0.92 Precision remain a target. The project reached the Top-5 at the National Financial Security Hackathon held by the Department of Economic Investigations (DEI) of Kazakhstan in February 2026. Application: second-tier banks, the National Anti-Fraud Centre and the Digital Tenge infrastructure.</w:t>
-      </w:r>
-    </w:p>
-    <w:p>
-      <w:r>
-        <w:br w:type="page"/>
       </w:r>
     </w:p>
     <w:p>
@@ -484,11 +479,6 @@
         <w:rPr/>
         <w:tab/>
         <w:t>20</w:t>
-      </w:r>
-    </w:p>
-    <w:p>
-      <w:r>
-        <w:br w:type="page"/>
       </w:r>
     </w:p>
     <w:p>

--- a/artifacts/Vertex_scientific_work_v16.docx
+++ b/artifacts/Vertex_scientific_work_v16.docx
@@ -120,7 +120,7 @@
     <w:p>
       <w:r>
         <w:rPr/>
-        <w:t>Зерттеу мақсаты: күрделі гетерогенді қаржы желілеріндегі капиталдың аномальді қайта бөлінуін және жасырын заңсыз қаржы ағындарын (FRAML) «Vertex» тұтас антифрод-инфрақұрылымы арқылы топологиялық мониторингтеу. Болжам: қаскөйлер жеке деректерді, шот деректемелерін және құрылғылардың цифрлық іздерін оңай кездейсоқтандыра алады, алайда капиталдың өз ішінде ұсталмай транзиттелуі мен жинақталуының геометриясы өзгертуге келмейтін физикалық инвариант болып қала береді. Әдістеме: графтық аналитика (NetworkX), ықтималдық негізіндегі мәндерді біріктіру (Entity Resolution, Elasticsearch) және LightGBM негізіндегі үш тармақты ансамбль. Жаңалығы: пирамида мен айналдыру желісі әртүрлі ұстамамен түсірілген бір құбылыс ретінде сипатталды және бір модельмен табылады; міндет іс деңгейінде қойылды; шектің құны мен жалтарысқа төзімділік шегі өлшенді. W параметрі осы геометрияның метрикасы ретінде ұсынылды, бірақ тексеруден өтпеді (2.3-бөлім). Өлшенгені: полигонда (13 499 шот, 248 445 оқиға) ROC-AUC 0.940 және 0.991, ережелерде — 0.757 және 0.761; Elliptic жинағында пішін белгілері 0.687, бақылауда 0.454. Recall 0.96 және Precision 0.92 мақсат болып қалады (3.3-бөлім). Жоба ҚР Экономикалық тергеу департаменті ұйымдастырған хакатонда үздік 5 финалистің қатарына енді. Қолданылу саласы: екінші деңгейдегі банктер, Ұлттық антифрод-орталық және Цифрлық теңге инфрақұрылымы.</w:t>
+        <w:t>Зерттеу мақсаты: күрделі гетерогенді қаржы желілеріндегі капиталдың аномальді қайта бөлінуін және жасырын заңсыз қаржы ағындарын (FRAML) «Vertex» тұтас антифрод-инфрақұрылымы арқылы топологиялық мониторингтеу. Болжам: қаскөйлер жеке деректерді, шот деректемелерін және құрылғылардың цифрлық іздерін оңай кездейсоқтандыра алады, алайда капиталдың өз ішінде ұсталмай транзиттелуі мен жинақталуының геометриясы өзгертуге келмейтін физикалық инвариант болып қала береді. Әдістеме: графтық аналитика (NetworkX), ықтималдық негізіндегі мәндерді біріктіру (Entity Resolution, Elasticsearch) және LightGBM негізіндегі үш тармақты ансамбль. Жаңалығы: пирамида мен айналдыру желісі бір құбылыс ретінде сипатталды және бір модельмен табылады; міндет іс деңгейінде қойылды; шектің құны мен жалтарысқа төзімділік шегі өлшенді. W параметрі тексеруден өтпеді (2.3-бөлім). Өлшенгені: полигонда (13 499 шот) ROC-AUC 0.940 және 0.991, ережелерде — 0.757 және 0.761; Elliptic-те 0.687, бақылауда 0.454. Recall 0.96 және Precision 0.92 мақсат болып қалады. Жоба ҚР Экономикалық тергеу департаменті ұйымдастырған хакатонда үздік 5 финалистің қатарына енді. Қолданылу саласы: екінші деңгейдегі банктер, Ұлттық антифрод-орталық және Цифрлық теңге инфрақұрылымы.</w:t>
       </w:r>
     </w:p>
     <w:p>
@@ -137,7 +137,7 @@
     <w:p>
       <w:r>
         <w:rPr/>
-        <w:t>Цель исследования: разработать ИИ-движок «Vertex», который находит скрытые нелегальные финансовые потоки (FRAML) в сложных банковских сетях по одной лишь форме движения денег. Гипотеза: личность, реквизиты и устройства мошенник меняет за минуты, а геометрию транзита без удержания средств поменять не может, поэтому схему можно вскрыть без черных списков. Методика: графовая аналитика (NetworkX), вероятностное разрешение сущностей (Entity Resolution на базе Elasticsearch) и трехветвевой ансамбль LightGBM. Новизна: пирамида и сеть обналичивания описаны как одно явление, снятое с разной выдержкой, и находятся одной моделью; задача поставлена на уровне дела, а не счета; измерены цена порога при реальной редкости и граница устойчивости к уклонению. Параметр W предлагался как метрика этой геометрии, но проверки не выдержал (раздел 2.3). Измерено: на полигоне из 13 499 счетов и 248 445 событий ROC-AUC 0.940 по счетам и 0.991 по группам против 0.757 и 0.761 у правил; на Elliptic (203 769 транзакций) признаки формы дают 0.687 против 0.454 у контроля. Recall 0.96 и Precision 0.92 остаются целью (раздел 3.3). Проект вошел в Топ-5 финалистов хакатона ДЭР РК в феврале 2026 года. Область применения: банки второго уровня, Национальный Антифрод-центр и инфраструктура Цифрового тенге РК.</w:t>
+        <w:t>Цель исследования: разработать ИИ-движок «Vertex», который находит скрытые нелегальные финансовые потоки (FRAML) в сложных банковских сетях по одной лишь форме движения денег. Гипотеза: личность, реквизиты и устройства мошенник меняет за минуты, а геометрию транзита без удержания средств поменять не может, поэтому схему можно вскрыть без черных списков. Методика: графовая аналитика (NetworkX), вероятностное разрешение сущностей (Entity Resolution на базе Elasticsearch) и трехветвевой ансамбль LightGBM. Новизна: пирамида и сеть обналичивания описаны как одно явление и находятся одной моделью; задача поставлена на уровне дела; измерены цена порога и граница устойчивости к уклонению. Параметр W проверки не выдержал (раздел 2.3). Измерено: на полигоне из 13 499 счетов ROC-AUC 0.940 по счетам и 0.991 по группам против 0.757 и 0.761 у правил; на Elliptic 0.687 против 0.454 у контроля. Recall 0.96 и Precision 0.92 остаются целью. Проект вошел в Топ-5 финалистов хакатона ДЭР РК в феврале 2026 года. Область применения: банки второго уровня, Национальный Антифрод-центр и инфраструктура Цифрового тенге РК.</w:t>
       </w:r>
     </w:p>
     <w:p>
@@ -154,7 +154,7 @@
     <w:p>
       <w:r>
         <w:rPr/>
-        <w:t>Objective: to build Vertex, an AI engine that finds covert illicit financial flows (FRAML) in complex banking networks from the shape of the money movement alone. Hypothesis: a fraudster can change identities, account details and devices within minutes, yet cannot change the geometry of non-retentive transit, so a scheme can be exposed without any blacklist. Methodology: graph analytics (NetworkX), probabilistic Entity Resolution (Elasticsearch) and a three-branch LightGBM ensemble. Novelty: a pyramid and a cash-out network are described as one phenomenon at different exposures and found by a single model; the task is posed at the level of a case; the cost of the threshold at realistic rarity and the boundary of evasion resistance are measured. The W parameter was proposed as the metric of that geometry but did not survive measurement (section 2.3). Measured: on a testbed of 13 499 accounts and 248 445 events, ROC-AUC 0.940 on accounts and 0.991 on groups against 0.757 and 0.761 for a rule engine; on Elliptic (203,769 transactions) shape-only features reach 0.687 against 0.454 for a control. 0.96 Recall and 0.92 Precision remain a target. The project reached the Top-5 at the National Financial Security Hackathon held by the Department of Economic Investigations (DEI) of Kazakhstan in February 2026. Application: second-tier banks, the National Anti-Fraud Centre and the Digital Tenge infrastructure.</w:t>
+        <w:t>Objective: to build Vertex, an AI engine that finds covert illicit financial flows (FRAML) in complex banking networks from the shape of the money movement alone. Hypothesis: a fraudster can change identities, account details and devices within minutes, yet cannot change the geometry of non-retentive transit, so a scheme can be exposed without any blacklist. Methodology: graph analytics (NetworkX), probabilistic Entity Resolution (Elasticsearch) and a three-branch LightGBM ensemble. Novelty: a pyramid and a cash-out network are described as one phenomenon and found by a single model; the task is posed at the level of a case; the cost of the threshold and the boundary of evasion resistance are measured. The W parameter did not survive measurement (section 2.3). Measured: on a testbed of 13 499 accounts, ROC-AUC 0.940 on accounts and 0.991 on groups against 0.757 and 0.761 for a rule engine; on Elliptic 0.687 against 0.454 for a control. 0.96 Recall and 0.92 Precision remain a target. The project reached the Top-5 at the National Financial Security Hackathon held by the Department of Economic Investigations (DEI) of Kazakhstan in February 2026. Application: second-tier banks, the National Anti-Fraud Centre and the Digital Tenge infrastructure.</w:t>
       </w:r>
     </w:p>
     <w:p>
@@ -662,11 +662,6 @@
       </w:r>
     </w:p>
     <w:p>
-      <w:r>
-        <w:br w:type="page"/>
-      </w:r>
-    </w:p>
-    <w:p>
       <w:pPr>
         <w:pStyle w:val="Heading1"/>
         <w:spacing w:before="160" w:after="60"/>
@@ -1161,18 +1156,6 @@
     </w:p>
     <w:p>
       <w:pPr>
-        <w:spacing w:before="60" w:after="60"/>
-        <w:ind w:left="360"/>
-      </w:pPr>
-      <w:r>
-        <w:rPr>
-          <w:i/>
-        </w:rPr>
-        <w:t>Проще говоря, мы смотрим на «друзей» счета. У живого человека друзья знакомы между собой: он платит жене, жена платит в магазин, магазин платит поставщику. У дроппера друзей сотни, а между собой они чужие. Деньги через него текут, а никакой жизни вокруг нет.</w:t>
-      </w:r>
-    </w:p>
-    <w:p>
-      <w:pPr>
         <w:keepNext/>
         <w:keepLines/>
         <w:spacing w:before="120" w:after="40" w:line="240" w:lineRule="auto"/>
@@ -1596,11 +1579,6 @@
         </w:tc>
       </w:tr>
     </w:tbl>
-    <w:p>
-      <w:r>
-        <w:br w:type="page"/>
-      </w:r>
-    </w:p>
     <w:p>
       <w:pPr>
         <w:pStyle w:val="Heading1"/>
@@ -2614,18 +2592,6 @@
     </w:p>
     <w:p>
       <w:pPr>
-        <w:spacing w:before="60" w:after="60"/>
-        <w:ind w:left="360"/>
-      </w:pPr>
-      <w:r>
-        <w:rPr>
-          <w:i/>
-        </w:rPr>
-        <w:t>Проще говоря, нельзя дать модели посмотреть завтрашние ответы, а потом хвалиться, что она угадала сегодняшние. Мы учим ее только на прошлом, а между прошлым и проверкой оставляем зазор в пять дней, чтобы она наверняка ничего не подглядела.</w:t>
-      </w:r>
-    </w:p>
-    <w:p>
-      <w:pPr>
         <w:pStyle w:val="Heading2"/>
         <w:spacing w:before="120" w:after="40"/>
       </w:pPr>
